--- a/t07_s4.docx
+++ b/t07_s4.docx
@@ -3,2168 +3,1683 @@
 <w:document xmlns:wpc="http://schemas.microsoft.com/office/word/2010/wordprocessingCanvas" xmlns:mo="http://schemas.microsoft.com/office/mac/office/2008/main" xmlns:mc="http://schemas.openxmlformats.org/markup-compatibility/2006" xmlns:mv="urn:schemas-microsoft-com:mac:vml" xmlns:o="urn:schemas-microsoft-com:office:office" xmlns:r="http://schemas.openxmlformats.org/officeDocument/2006/relationships" xmlns:m="http://schemas.openxmlformats.org/officeDocument/2006/math" xmlns:v="urn:schemas-microsoft-com:vml" xmlns:wp14="http://schemas.microsoft.com/office/word/2010/wordprocessingDrawing" xmlns:wp="http://schemas.openxmlformats.org/drawingml/2006/wordprocessingDrawing" xmlns:w10="urn:schemas-microsoft-com:office:word" xmlns:w="http://schemas.openxmlformats.org/wordprocessingml/2006/main" xmlns:w14="http://schemas.microsoft.com/office/word/2010/wordml" xmlns:wpg="http://schemas.microsoft.com/office/word/2010/wordprocessingGroup" xmlns:wpi="http://schemas.microsoft.com/office/word/2010/wordprocessingInk" xmlns:wne="http://schemas.microsoft.com/office/word/2006/wordml" xmlns:wps="http://schemas.microsoft.com/office/word/2010/wordprocessingShape" mc:Ignorable="w14 wp14">
   <w:body>
     <w:p>
-      <w:pPr>
-        <w:spacing w:after="20" w:before="120"/>
-      </w:pPr>
-      <w:r>
-        <w:rPr>
-          <w:b/>
-          <w:sz w:val="22"/>
-        </w:rPr>
-        <w:t>Question: Which of the following vitamin deficiency leads to bleed gums?</w:t>
-      </w:r>
-    </w:p>
-    <w:p>
-      <w:pPr>
-        <w:spacing w:after="0" w:before="0"/>
-      </w:pPr>
-      <w:r>
-        <w:rPr>
-          <w:b w:val="0"/>
-          <w:sz w:val="22"/>
-        </w:rPr>
-        <w:t>(a) Vitamin K</w:t>
-      </w:r>
-    </w:p>
-    <w:p>
-      <w:pPr>
-        <w:spacing w:after="0" w:before="0"/>
-      </w:pPr>
-      <w:r>
-        <w:rPr>
-          <w:b w:val="0"/>
-          <w:sz w:val="22"/>
-        </w:rPr>
-        <w:t>(b) Vitamin A</w:t>
-      </w:r>
-    </w:p>
-    <w:p>
-      <w:pPr>
-        <w:spacing w:after="0" w:before="0"/>
-      </w:pPr>
-      <w:r>
-        <w:rPr>
-          <w:b w:val="0"/>
-          <w:sz w:val="22"/>
-        </w:rPr>
-        <w:t>(c) Vitamin B</w:t>
-      </w:r>
-    </w:p>
-    <w:p>
-      <w:pPr>
-        <w:spacing w:after="0" w:before="0"/>
-      </w:pPr>
-      <w:r>
-        <w:rPr>
-          <w:b w:val="0"/>
-          <w:sz w:val="22"/>
-        </w:rPr>
-        <w:t>(d) Vitamin C</w:t>
-      </w:r>
-    </w:p>
-    <w:p>
-      <w:pPr>
-        <w:spacing w:after="0" w:before="40"/>
-      </w:pPr>
-      <w:r>
-        <w:rPr>
-          <w:b/>
-          <w:sz w:val="22"/>
-        </w:rPr>
-        <w:t>Answer: d</w:t>
-      </w:r>
-    </w:p>
-    <w:p>
-      <w:pPr>
-        <w:spacing w:after="0" w:before="0"/>
-      </w:pPr>
-      <w:r>
-        <w:rPr>
-          <w:b w:val="0"/>
-          <w:sz w:val="21"/>
-        </w:rPr>
-        <w:t>Solution: Deficiency of Vitamin C can lead to bleeding gums. Vitamin C, also known as ascorbic acid, is essential for the synthesis of collagen, a protein that helps in maintaining the integrity of blood vessels. When there is a deficiency of Vitamin C, the blood vessels become weak and fragile, leading to bleeding gums. This condition is known as scurvy. "Harrison's Principles of Internal Medicine</w:t>
-      </w:r>
-    </w:p>
-    <w:p>
-      <w:pPr>
-        <w:spacing w:after="0" w:before="0"/>
-      </w:pPr>
-      <w:r>
-        <w:rPr>
-          <w:b w:val="0"/>
-          <w:sz w:val="20"/>
-        </w:rPr>
-        <w:t>Positive Marks: 1</w:t>
-      </w:r>
-    </w:p>
-    <w:p>
-      <w:pPr>
-        <w:spacing w:after="160" w:before="0"/>
-      </w:pPr>
-      <w:r>
-        <w:rPr>
-          <w:b w:val="0"/>
-          <w:sz w:val="20"/>
-        </w:rPr>
-        <w:t>Negative Marks: 0.25</w:t>
-      </w:r>
-    </w:p>
-    <w:p>
-      <w:pPr>
-        <w:spacing w:after="20" w:before="120"/>
-      </w:pPr>
-      <w:r>
-        <w:rPr>
-          <w:b/>
-          <w:sz w:val="22"/>
-        </w:rPr>
-        <w:t>Question: Which food group serves as the richest dietary source of Folic Acid (Vitamin B9)?</w:t>
-      </w:r>
-    </w:p>
-    <w:p>
-      <w:pPr>
-        <w:spacing w:after="0" w:before="0"/>
-      </w:pPr>
-      <w:r>
-        <w:rPr>
-          <w:b w:val="0"/>
-          <w:sz w:val="22"/>
-        </w:rPr>
-        <w:t>(a) Red meat</w:t>
-      </w:r>
-    </w:p>
-    <w:p>
-      <w:pPr>
-        <w:spacing w:after="0" w:before="0"/>
-      </w:pPr>
-      <w:r>
-        <w:rPr>
-          <w:b w:val="0"/>
-          <w:sz w:val="22"/>
-        </w:rPr>
-        <w:t>(b) Whole milk</w:t>
-      </w:r>
-    </w:p>
-    <w:p>
-      <w:pPr>
-        <w:spacing w:after="0" w:before="0"/>
-      </w:pPr>
-      <w:r>
-        <w:rPr>
-          <w:b w:val="0"/>
-          <w:sz w:val="22"/>
-        </w:rPr>
-        <w:t>(c) Dark green leafy vegetables</w:t>
-      </w:r>
-    </w:p>
-    <w:p>
-      <w:pPr>
-        <w:spacing w:after="0" w:before="0"/>
-      </w:pPr>
-      <w:r>
-        <w:rPr>
-          <w:b w:val="0"/>
-          <w:sz w:val="22"/>
-        </w:rPr>
-        <w:t>(d) Banana</w:t>
-      </w:r>
-    </w:p>
-    <w:p>
-      <w:pPr>
-        <w:spacing w:after="0" w:before="40"/>
-      </w:pPr>
-      <w:r>
-        <w:rPr>
-          <w:b/>
-          <w:sz w:val="22"/>
-        </w:rPr>
-        <w:t>Answer: c</w:t>
-      </w:r>
-    </w:p>
-    <w:p>
-      <w:pPr>
-        <w:spacing w:after="0" w:before="0"/>
-      </w:pPr>
-      <w:r>
-        <w:rPr>
-          <w:b w:val="0"/>
-          <w:sz w:val="21"/>
-        </w:rPr>
-        <w:t>Solution: Dark green leafy vegetables (spinach, kale, broccoli), legumes, and liver are the richest natural sources of Folic Acid (Folate).</w:t>
-      </w:r>
-    </w:p>
-    <w:p>
-      <w:pPr>
-        <w:spacing w:after="0" w:before="0"/>
-      </w:pPr>
-      <w:r>
-        <w:rPr>
-          <w:b w:val="0"/>
-          <w:sz w:val="20"/>
-        </w:rPr>
-        <w:t>Positive Marks: 1</w:t>
-      </w:r>
-    </w:p>
-    <w:p>
-      <w:pPr>
-        <w:spacing w:after="160" w:before="0"/>
-      </w:pPr>
-      <w:r>
-        <w:rPr>
-          <w:b w:val="0"/>
-          <w:sz w:val="20"/>
-        </w:rPr>
-        <w:t>Negative Marks: 0.25</w:t>
-      </w:r>
-    </w:p>
-    <w:p>
-      <w:pPr>
-        <w:spacing w:after="20" w:before="120"/>
-      </w:pPr>
-      <w:r>
-        <w:rPr>
-          <w:b/>
-          <w:sz w:val="22"/>
-        </w:rPr>
-        <w:t>Question: Who discovered the nasal COVID vaccine?</w:t>
-      </w:r>
-    </w:p>
-    <w:p>
-      <w:pPr>
-        <w:spacing w:after="0" w:before="0"/>
-      </w:pPr>
-      <w:r>
-        <w:rPr>
-          <w:b w:val="0"/>
-          <w:sz w:val="22"/>
-        </w:rPr>
-        <w:t>(a) Bharat biotech</w:t>
-      </w:r>
-    </w:p>
-    <w:p>
-      <w:pPr>
-        <w:spacing w:after="0" w:before="0"/>
-      </w:pPr>
-      <w:r>
-        <w:rPr>
-          <w:b w:val="0"/>
-          <w:sz w:val="22"/>
-        </w:rPr>
-        <w:t>(b) AstraZeneca</w:t>
-      </w:r>
-    </w:p>
-    <w:p>
-      <w:pPr>
-        <w:spacing w:after="0" w:before="0"/>
-      </w:pPr>
-      <w:r>
-        <w:rPr>
-          <w:b w:val="0"/>
-          <w:sz w:val="22"/>
-        </w:rPr>
-        <w:t>(c) Serum institute of India</w:t>
-      </w:r>
-    </w:p>
-    <w:p>
-      <w:pPr>
-        <w:spacing w:after="0" w:before="0"/>
-      </w:pPr>
-      <w:r>
-        <w:rPr>
-          <w:b w:val="0"/>
-          <w:sz w:val="22"/>
-        </w:rPr>
-        <w:t>(d) National Institute of Virology</w:t>
-      </w:r>
-    </w:p>
-    <w:p>
-      <w:pPr>
-        <w:spacing w:after="0" w:before="40"/>
-      </w:pPr>
-      <w:r>
-        <w:rPr>
-          <w:b/>
-          <w:sz w:val="22"/>
-        </w:rPr>
-        <w:t>Answer: a</w:t>
-      </w:r>
-    </w:p>
-    <w:p>
-      <w:pPr>
-        <w:spacing w:after="0" w:before="0"/>
-      </w:pPr>
-      <w:r>
-        <w:rPr>
-          <w:b w:val="0"/>
-          <w:sz w:val="21"/>
-        </w:rPr>
-        <w:t>Solution: The nasal COVID vaccine was discovered by Bharat Biotech. Bharat Biotech, an Indian biotechnology company, developed and manufactured a nasal vaccine for COVID-19. The vaccine, named Covaxin, is administered through the intranasal route, utilizing the nasal mucosa to stimulate an immune response against the SARS-CoV-2 virus. Covaxin has undergone clinical trials and received regulatory approvals for emergency use. The development of nasal vaccines offers an alternative and potentially more covid convenient method of immunization, particularly for individuals who may have difficulty with traditional intramuscular injections.</w:t>
-      </w:r>
-    </w:p>
-    <w:p>
-      <w:pPr>
-        <w:spacing w:after="0" w:before="0"/>
-      </w:pPr>
-      <w:r>
-        <w:rPr>
-          <w:b w:val="0"/>
-          <w:sz w:val="20"/>
-        </w:rPr>
-        <w:t>Positive Marks: 1</w:t>
-      </w:r>
-    </w:p>
-    <w:p>
-      <w:pPr>
-        <w:spacing w:after="160" w:before="0"/>
-      </w:pPr>
-      <w:r>
-        <w:rPr>
-          <w:b w:val="0"/>
-          <w:sz w:val="20"/>
-        </w:rPr>
-        <w:t>Negative Marks: 0.25</w:t>
-      </w:r>
-    </w:p>
-    <w:p>
-      <w:pPr>
-        <w:spacing w:after="20" w:before="120"/>
-      </w:pPr>
-      <w:r>
-        <w:rPr>
-          <w:b/>
-          <w:sz w:val="22"/>
-        </w:rPr>
-        <w:t>Question: Which of the following treatment guidelines is NOT recommended in dengue fever?</w:t>
-      </w:r>
-    </w:p>
-    <w:p>
-      <w:pPr>
-        <w:spacing w:after="0" w:before="0"/>
-      </w:pPr>
-      <w:r>
-        <w:rPr>
-          <w:b w:val="0"/>
-          <w:sz w:val="22"/>
-        </w:rPr>
-        <w:t>(a) Use of oral acetaminophen (paracetamol)</w:t>
-      </w:r>
-    </w:p>
-    <w:p>
-      <w:pPr>
-        <w:spacing w:after="0" w:before="0"/>
-      </w:pPr>
-      <w:r>
-        <w:rPr>
-          <w:b w:val="0"/>
-          <w:sz w:val="22"/>
-        </w:rPr>
-        <w:t>(b) Rest and sleep</w:t>
-      </w:r>
-    </w:p>
-    <w:p>
-      <w:pPr>
-        <w:spacing w:after="0" w:before="0"/>
-      </w:pPr>
-      <w:r>
-        <w:rPr>
-          <w:b w:val="0"/>
-          <w:sz w:val="22"/>
-        </w:rPr>
-        <w:t>(c) Use of NSAIDs such as ibuprofen</w:t>
-      </w:r>
-    </w:p>
-    <w:p>
-      <w:pPr>
-        <w:spacing w:after="0" w:before="0"/>
-      </w:pPr>
-      <w:r>
-        <w:rPr>
-          <w:b w:val="0"/>
-          <w:sz w:val="22"/>
-        </w:rPr>
-        <w:t>(d) Staying well hydrated</w:t>
-      </w:r>
-    </w:p>
-    <w:p>
-      <w:pPr>
-        <w:spacing w:after="0" w:before="40"/>
-      </w:pPr>
-      <w:r>
-        <w:rPr>
-          <w:b/>
-          <w:sz w:val="22"/>
-        </w:rPr>
-        <w:t>Answer: c</w:t>
-      </w:r>
-    </w:p>
-    <w:p>
-      <w:pPr>
-        <w:spacing w:after="0" w:before="0"/>
-      </w:pPr>
-      <w:r>
-        <w:rPr>
-          <w:b w:val="0"/>
-          <w:sz w:val="21"/>
-        </w:rPr>
-        <w:t>Solution: NSAIDs are NOT recommended in dengue fever because they interfere with platelet function and increase the risk of bleeding; hydration, rest and oral acetaminophen (paracetamol) are the recommended measures.</w:t>
-      </w:r>
-    </w:p>
-    <w:p>
-      <w:pPr>
-        <w:spacing w:after="0" w:before="0"/>
-      </w:pPr>
-      <w:r>
-        <w:rPr>
-          <w:b w:val="0"/>
-          <w:sz w:val="20"/>
-        </w:rPr>
-        <w:t>Positive Marks: 1</w:t>
-      </w:r>
-    </w:p>
-    <w:p>
-      <w:pPr>
-        <w:spacing w:after="160" w:before="0"/>
-      </w:pPr>
-      <w:r>
-        <w:rPr>
-          <w:b w:val="0"/>
-          <w:sz w:val="20"/>
-        </w:rPr>
-        <w:t>Negative Marks: 0.25</w:t>
-      </w:r>
-    </w:p>
-    <w:p>
-      <w:pPr>
-        <w:spacing w:after="20" w:before="120"/>
-      </w:pPr>
-      <w:r>
-        <w:rPr>
-          <w:b/>
-          <w:sz w:val="22"/>
-        </w:rPr>
-        <w:t>Question: If NTG given to a client who is suspected for heart attack.The NTG is working in best way if patient?</w:t>
-      </w:r>
-    </w:p>
-    <w:p>
-      <w:pPr>
-        <w:spacing w:after="0" w:before="0"/>
-      </w:pPr>
-      <w:r>
-        <w:rPr>
-          <w:b w:val="0"/>
-          <w:sz w:val="22"/>
-        </w:rPr>
-        <w:t>(a) Medicine given in dark room</w:t>
-      </w:r>
-    </w:p>
-    <w:p>
-      <w:pPr>
-        <w:spacing w:after="0" w:before="0"/>
-      </w:pPr>
-      <w:r>
-        <w:rPr>
-          <w:b w:val="0"/>
-          <w:sz w:val="22"/>
-        </w:rPr>
-        <w:t>(b) Feel burning sensation under the tongue</w:t>
-      </w:r>
-    </w:p>
-    <w:p>
-      <w:pPr>
-        <w:spacing w:after="0" w:before="0"/>
-      </w:pPr>
-      <w:r>
-        <w:rPr>
-          <w:b w:val="0"/>
-          <w:sz w:val="22"/>
-        </w:rPr>
-        <w:t>(c) Feel blurred vision</w:t>
-      </w:r>
-    </w:p>
-    <w:p>
-      <w:pPr>
-        <w:spacing w:after="0" w:before="0"/>
-      </w:pPr>
-      <w:r>
-        <w:rPr>
-          <w:b w:val="0"/>
-          <w:sz w:val="22"/>
-        </w:rPr>
-        <w:t>(d) Feel mouth Itching</w:t>
-      </w:r>
-    </w:p>
-    <w:p>
-      <w:pPr>
-        <w:spacing w:after="0" w:before="40"/>
-      </w:pPr>
-      <w:r>
-        <w:rPr>
-          <w:b/>
-          <w:sz w:val="22"/>
-        </w:rPr>
-        <w:t>Answer: b</w:t>
-      </w:r>
-    </w:p>
-    <w:p>
-      <w:pPr>
-        <w:spacing w:after="0" w:before="0"/>
-      </w:pPr>
-      <w:r>
-        <w:rPr>
-          <w:b w:val="0"/>
-          <w:sz w:val="21"/>
-        </w:rPr>
-        <w:t>Solution: If NTG given to a client who is suspected for heart attack. The NTG is working in the best way if the patient feels a burning sensation under the tongue. Nitroglycerin (NTG) is a vasodilator used to treat chest pain or angina. When given to a patient who is suspected of having a heart attack, the aim is to relieve the chest pain, improve blood flow to the heart, and prevent further damage to the heart muscle. The burning sensation under the tongue is a common side effect of NTG and indicates that the medication is working. The medication is absorbed through the mucous membrane under the tongue, and the sensation is a sign that medication is being absorbed and is dilating the blood vessels around the heart. It is important to note that if the chest pain persists or worsens despite taking NTG, immediate medical attention should be sought.</w:t>
-      </w:r>
-    </w:p>
-    <w:p>
-      <w:pPr>
-        <w:spacing w:after="0" w:before="0"/>
-      </w:pPr>
-      <w:r>
-        <w:rPr>
-          <w:b w:val="0"/>
-          <w:sz w:val="20"/>
-        </w:rPr>
-        <w:t>Positive Marks: 1</w:t>
-      </w:r>
-    </w:p>
-    <w:p>
-      <w:pPr>
-        <w:spacing w:after="160" w:before="0"/>
-      </w:pPr>
-      <w:r>
-        <w:rPr>
-          <w:b w:val="0"/>
-          <w:sz w:val="20"/>
-        </w:rPr>
-        <w:t>Negative Marks: 0.25</w:t>
-      </w:r>
-    </w:p>
-    <w:p>
-      <w:pPr>
-        <w:spacing w:after="20" w:before="120"/>
-      </w:pPr>
-      <w:r>
-        <w:rPr>
-          <w:b/>
-          <w:sz w:val="22"/>
-        </w:rPr>
-        <w:t>Question: An unconscious client needs oral care and suctioning. Which position is safest to prevent aspiration?</w:t>
-      </w:r>
-    </w:p>
-    <w:p>
-      <w:pPr>
-        <w:spacing w:after="0" w:before="0"/>
-      </w:pPr>
-      <w:r>
-        <w:rPr>
-          <w:b w:val="0"/>
-          <w:sz w:val="22"/>
-        </w:rPr>
-        <w:t>(a) Trendelenburg position</w:t>
-      </w:r>
-    </w:p>
-    <w:p>
-      <w:pPr>
-        <w:spacing w:after="0" w:before="0"/>
-      </w:pPr>
-      <w:r>
-        <w:rPr>
-          <w:b w:val="0"/>
-          <w:sz w:val="22"/>
-        </w:rPr>
-        <w:t>(b) Supine position</w:t>
-      </w:r>
-    </w:p>
-    <w:p>
-      <w:pPr>
-        <w:spacing w:after="0" w:before="0"/>
-      </w:pPr>
-      <w:r>
-        <w:rPr>
-          <w:b w:val="0"/>
-          <w:sz w:val="22"/>
-        </w:rPr>
-        <w:t>(c) Side-lying (lateral) position</w:t>
-      </w:r>
-    </w:p>
-    <w:p>
-      <w:pPr>
-        <w:spacing w:after="0" w:before="0"/>
-      </w:pPr>
-      <w:r>
-        <w:rPr>
-          <w:b w:val="0"/>
-          <w:sz w:val="22"/>
-        </w:rPr>
-        <w:t>(d) Prone position</w:t>
-      </w:r>
-    </w:p>
-    <w:p>
-      <w:pPr>
-        <w:spacing w:after="0" w:before="40"/>
-      </w:pPr>
-      <w:r>
-        <w:rPr>
-          <w:b/>
-          <w:sz w:val="22"/>
-        </w:rPr>
-        <w:t>Answer: c</w:t>
-      </w:r>
-    </w:p>
-    <w:p>
-      <w:pPr>
-        <w:spacing w:after="0" w:before="0"/>
-      </w:pPr>
-      <w:r>
-        <w:rPr>
-          <w:b w:val="0"/>
-          <w:sz w:val="21"/>
-        </w:rPr>
-        <w:t>Solution: Side-lying allows secretions to pool in the cheek rather than the pharynx and permits drainage, reducing the risk of aspiration during oral care and suctioning.</w:t>
-      </w:r>
-    </w:p>
-    <w:p>
-      <w:pPr>
-        <w:spacing w:after="0" w:before="0"/>
-      </w:pPr>
-      <w:r>
-        <w:rPr>
-          <w:b w:val="0"/>
-          <w:sz w:val="20"/>
-        </w:rPr>
-        <w:t>Positive Marks: 1</w:t>
-      </w:r>
-    </w:p>
-    <w:p>
-      <w:pPr>
-        <w:spacing w:after="160" w:before="0"/>
-      </w:pPr>
-      <w:r>
-        <w:rPr>
-          <w:b w:val="0"/>
-          <w:sz w:val="20"/>
-        </w:rPr>
-        <w:t>Negative Marks: 0.25</w:t>
-      </w:r>
-    </w:p>
-    <w:p>
-      <w:pPr>
-        <w:spacing w:after="20" w:before="120"/>
-      </w:pPr>
-      <w:r>
-        <w:rPr>
-          <w:b/>
-          <w:sz w:val="22"/>
-        </w:rPr>
-        <w:t>Question: Widal test is done in the diagnosis of:</w:t>
-      </w:r>
-    </w:p>
-    <w:p>
-      <w:pPr>
-        <w:spacing w:after="0" w:before="0"/>
-      </w:pPr>
-      <w:r>
-        <w:rPr>
-          <w:b w:val="0"/>
-          <w:sz w:val="22"/>
-        </w:rPr>
-        <w:t>(a) Rheumatic fever</w:t>
-      </w:r>
-    </w:p>
-    <w:p>
-      <w:pPr>
-        <w:spacing w:after="0" w:before="0"/>
-      </w:pPr>
-      <w:r>
-        <w:rPr>
-          <w:b w:val="0"/>
-          <w:sz w:val="22"/>
-        </w:rPr>
-        <w:t>(b) Dengue fever</w:t>
-      </w:r>
-    </w:p>
-    <w:p>
-      <w:pPr>
-        <w:spacing w:after="0" w:before="0"/>
-      </w:pPr>
-      <w:r>
-        <w:rPr>
-          <w:b w:val="0"/>
-          <w:sz w:val="22"/>
-        </w:rPr>
-        <w:t>(c) Enteric fever</w:t>
-      </w:r>
-    </w:p>
-    <w:p>
-      <w:pPr>
-        <w:spacing w:after="0" w:before="0"/>
-      </w:pPr>
-      <w:r>
-        <w:rPr>
-          <w:b w:val="0"/>
-          <w:sz w:val="22"/>
-        </w:rPr>
-        <w:t>(d) Hay fever</w:t>
-      </w:r>
-    </w:p>
-    <w:p>
-      <w:pPr>
-        <w:spacing w:after="0" w:before="40"/>
-      </w:pPr>
-      <w:r>
-        <w:rPr>
-          <w:b/>
-          <w:sz w:val="22"/>
-        </w:rPr>
-        <w:t>Answer: c</w:t>
-      </w:r>
-    </w:p>
-    <w:p>
-      <w:pPr>
-        <w:spacing w:after="0" w:before="0"/>
-      </w:pPr>
-      <w:r>
-        <w:rPr>
-          <w:b w:val="0"/>
-          <w:sz w:val="21"/>
-        </w:rPr>
-        <w:t>Solution: The Widal test is used in the diagnosis of enteric (typhoid) fever caused by Salmonella typhi.</w:t>
-      </w:r>
-    </w:p>
-    <w:p>
-      <w:pPr>
-        <w:spacing w:after="0" w:before="0"/>
-      </w:pPr>
-      <w:r>
-        <w:rPr>
-          <w:b w:val="0"/>
-          <w:sz w:val="20"/>
-        </w:rPr>
-        <w:t>Positive Marks: 1</w:t>
-      </w:r>
-    </w:p>
-    <w:p>
-      <w:pPr>
-        <w:spacing w:after="160" w:before="0"/>
-      </w:pPr>
-      <w:r>
-        <w:rPr>
-          <w:b w:val="0"/>
-          <w:sz w:val="20"/>
-        </w:rPr>
-        <w:t>Negative Marks: 0.25</w:t>
-      </w:r>
-    </w:p>
-    <w:p>
-      <w:pPr>
-        <w:spacing w:after="20" w:before="120"/>
-      </w:pPr>
-      <w:r>
-        <w:rPr>
-          <w:b/>
-          <w:sz w:val="22"/>
-        </w:rPr>
-        <w:t>Question: Which behavioral therapy technique is the treatment of choice for Obsessive-Compulsive Disorder (OCD)?</w:t>
-      </w:r>
-    </w:p>
-    <w:p>
-      <w:pPr>
-        <w:spacing w:after="0" w:before="0"/>
-      </w:pPr>
-      <w:r>
-        <w:rPr>
-          <w:b w:val="0"/>
-          <w:sz w:val="22"/>
-        </w:rPr>
-        <w:t>(a) Psychodynamic therapy</w:t>
-      </w:r>
-    </w:p>
-    <w:p>
-      <w:pPr>
-        <w:spacing w:after="0" w:before="0"/>
-      </w:pPr>
-      <w:r>
-        <w:rPr>
-          <w:b w:val="0"/>
-          <w:sz w:val="22"/>
-        </w:rPr>
-        <w:t>(b) Aversion therapy</w:t>
-      </w:r>
-    </w:p>
-    <w:p>
-      <w:pPr>
-        <w:spacing w:after="0" w:before="0"/>
-      </w:pPr>
-      <w:r>
-        <w:rPr>
-          <w:b w:val="0"/>
-          <w:sz w:val="22"/>
-        </w:rPr>
-        <w:t>(c) Exposure and Response Prevention (ERP)</w:t>
-      </w:r>
-    </w:p>
-    <w:p>
-      <w:pPr>
-        <w:spacing w:after="0" w:before="0"/>
-      </w:pPr>
-      <w:r>
-        <w:rPr>
-          <w:b w:val="0"/>
-          <w:sz w:val="22"/>
-        </w:rPr>
-        <w:t>(d) Flooding therapy</w:t>
-      </w:r>
-    </w:p>
-    <w:p>
-      <w:pPr>
-        <w:spacing w:after="0" w:before="40"/>
-      </w:pPr>
-      <w:r>
-        <w:rPr>
-          <w:b/>
-          <w:sz w:val="22"/>
-        </w:rPr>
-        <w:t>Answer: c</w:t>
-      </w:r>
-    </w:p>
-    <w:p>
-      <w:pPr>
-        <w:spacing w:after="0" w:before="0"/>
-      </w:pPr>
-      <w:r>
-        <w:rPr>
-          <w:b w:val="0"/>
-          <w:sz w:val="21"/>
-        </w:rPr>
-        <w:t>Solution: Exposure and Response Prevention (ERP) exposes the patient to anxiety-provoking stimuli while preventing ritualistic compulsive behaviors.</w:t>
-      </w:r>
-    </w:p>
-    <w:p>
-      <w:pPr>
-        <w:spacing w:after="0" w:before="0"/>
-      </w:pPr>
-      <w:r>
-        <w:rPr>
-          <w:b w:val="0"/>
-          <w:sz w:val="20"/>
-        </w:rPr>
-        <w:t>Positive Marks: 1</w:t>
-      </w:r>
-    </w:p>
-    <w:p>
-      <w:pPr>
-        <w:spacing w:after="160" w:before="0"/>
-      </w:pPr>
-      <w:r>
-        <w:rPr>
-          <w:b w:val="0"/>
-          <w:sz w:val="20"/>
-        </w:rPr>
-        <w:t>Negative Marks: 0.25</w:t>
-      </w:r>
-    </w:p>
-    <w:p>
-      <w:pPr>
-        <w:spacing w:after="20" w:before="120"/>
-      </w:pPr>
-      <w:r>
-        <w:rPr>
-          <w:b/>
-          <w:sz w:val="22"/>
-        </w:rPr>
-        <w:t>Question: In which of the following vaccine, cold chain must be maintained?</w:t>
-      </w:r>
-    </w:p>
-    <w:p>
-      <w:pPr>
-        <w:spacing w:after="0" w:before="0"/>
-      </w:pPr>
-      <w:r>
-        <w:rPr>
-          <w:b w:val="0"/>
-          <w:sz w:val="22"/>
-        </w:rPr>
-        <w:t>(a) Toxoids</w:t>
-      </w:r>
-    </w:p>
-    <w:p>
-      <w:pPr>
-        <w:spacing w:after="0" w:before="0"/>
-      </w:pPr>
-      <w:r>
-        <w:rPr>
-          <w:b w:val="0"/>
-          <w:sz w:val="22"/>
-        </w:rPr>
-        <w:t>(b) Serums</w:t>
-      </w:r>
-    </w:p>
-    <w:p>
-      <w:pPr>
-        <w:spacing w:after="0" w:before="0"/>
-      </w:pPr>
-      <w:r>
-        <w:rPr>
-          <w:b w:val="0"/>
-          <w:sz w:val="22"/>
-        </w:rPr>
-        <w:t>(c) Live vaccine</w:t>
-      </w:r>
-    </w:p>
-    <w:p>
-      <w:pPr>
-        <w:spacing w:after="0" w:before="0"/>
-      </w:pPr>
-      <w:r>
-        <w:rPr>
-          <w:b w:val="0"/>
-          <w:sz w:val="22"/>
-        </w:rPr>
-        <w:t>(d) Killed vaccine</w:t>
-      </w:r>
-    </w:p>
-    <w:p>
-      <w:pPr>
-        <w:spacing w:after="0" w:before="40"/>
-      </w:pPr>
-      <w:r>
-        <w:rPr>
-          <w:b/>
-          <w:sz w:val="22"/>
-        </w:rPr>
-        <w:t>Answer: c</w:t>
-      </w:r>
-    </w:p>
-    <w:p>
-      <w:pPr>
-        <w:spacing w:after="0" w:before="0"/>
-      </w:pPr>
-      <w:r>
-        <w:rPr>
-          <w:b w:val="0"/>
-          <w:sz w:val="21"/>
-        </w:rPr>
-        <w:t>Solution: In the case of live vaccines, the cold chain must be maintained. Live vaccines contain live attenuated or weakened forms of the pathogens they protect against. Examples of live vaccines include the measles, mumps, and rubella (MMR) vaccine, the oral polio vaccine (OPV), and the yellow fever vaccine. These vaccines are sensitive to heat and can lose their potency if not stored and transported within specific temperature ranges. The cold chain refers to the system of temperature control from the point of manufacture to the point of administration. It involves refrigeration and the use of temperature- monitoring equipment to ensure the vaccines remain viable and effective. "Vaccines</w:t>
-      </w:r>
-    </w:p>
-    <w:p>
-      <w:pPr>
-        <w:spacing w:after="0" w:before="0"/>
-      </w:pPr>
-      <w:r>
-        <w:rPr>
-          <w:b w:val="0"/>
-          <w:sz w:val="20"/>
-        </w:rPr>
-        <w:t>Positive Marks: 1</w:t>
-      </w:r>
-    </w:p>
-    <w:p>
-      <w:pPr>
-        <w:spacing w:after="160" w:before="0"/>
-      </w:pPr>
-      <w:r>
-        <w:rPr>
-          <w:b w:val="0"/>
-          <w:sz w:val="20"/>
-        </w:rPr>
-        <w:t>Negative Marks: 0.25</w:t>
-      </w:r>
-    </w:p>
-    <w:p>
-      <w:pPr>
-        <w:spacing w:after="20" w:before="120"/>
-      </w:pPr>
-      <w:r>
-        <w:rPr>
-          <w:b/>
-          <w:sz w:val="22"/>
-        </w:rPr>
-        <w:t>Question: What is the immediate action when a patient is found unresponsive without a pulse or breathing?</w:t>
-      </w:r>
-    </w:p>
-    <w:p>
-      <w:pPr>
-        <w:spacing w:after="0" w:before="0"/>
-      </w:pPr>
-      <w:r>
-        <w:rPr>
-          <w:b w:val="0"/>
-          <w:sz w:val="22"/>
-        </w:rPr>
-        <w:t>(a) Give 20-22 breaths then assess for 2 minutes</w:t>
-      </w:r>
-    </w:p>
-    <w:p>
-      <w:pPr>
-        <w:spacing w:after="0" w:before="0"/>
-      </w:pPr>
-      <w:r>
-        <w:rPr>
-          <w:b w:val="0"/>
-          <w:sz w:val="22"/>
-        </w:rPr>
-        <w:t>(b) Inform Physician</w:t>
-      </w:r>
-    </w:p>
-    <w:p>
-      <w:pPr>
-        <w:spacing w:after="0" w:before="0"/>
-      </w:pPr>
-      <w:r>
-        <w:rPr>
-          <w:b w:val="0"/>
-          <w:sz w:val="22"/>
-        </w:rPr>
-        <w:t>(c) Start CPR</w:t>
-      </w:r>
-    </w:p>
-    <w:p>
-      <w:pPr>
-        <w:spacing w:after="0" w:before="0"/>
-      </w:pPr>
-      <w:r>
-        <w:rPr>
-          <w:b w:val="0"/>
-          <w:sz w:val="22"/>
-        </w:rPr>
-        <w:t>(d) Give 10-12 breaths then reassess</w:t>
-      </w:r>
-    </w:p>
-    <w:p>
-      <w:pPr>
-        <w:spacing w:after="0" w:before="40"/>
-      </w:pPr>
-      <w:r>
-        <w:rPr>
-          <w:b/>
-          <w:sz w:val="22"/>
-        </w:rPr>
-        <w:t>Answer: c</w:t>
-      </w:r>
-    </w:p>
-    <w:p>
-      <w:pPr>
-        <w:spacing w:after="0" w:before="0"/>
-      </w:pPr>
-      <w:r>
-        <w:rPr>
-          <w:b w:val="0"/>
-          <w:sz w:val="21"/>
-        </w:rPr>
-        <w:t>Solution: The immediate action that should be taken when a patient is found unresponsive without a pulse or breathing is to start CPR (cardiopulmonary resuscitation) immediately. According to the American Heart Association (AHA), CPR is a series of lifesaving steps that should be initiated as soon as possible to help the victim until advanced medical care arrives. The steps include chest compressions, rescue breaths, and defibrillation (if available). Calling for emergency medical services should also be done at the same time as starting CPR. The AHA emphasizes that early and effective CPR can double or triple the chances of survival in cardiac arrest cases.</w:t>
-      </w:r>
-    </w:p>
-    <w:p>
-      <w:pPr>
-        <w:spacing w:after="0" w:before="0"/>
-      </w:pPr>
-      <w:r>
-        <w:rPr>
-          <w:b w:val="0"/>
-          <w:sz w:val="20"/>
-        </w:rPr>
-        <w:t>Positive Marks: 1</w:t>
-      </w:r>
-    </w:p>
-    <w:p>
-      <w:pPr>
-        <w:spacing w:after="160" w:before="0"/>
-      </w:pPr>
-      <w:r>
-        <w:rPr>
-          <w:b w:val="0"/>
-          <w:sz w:val="20"/>
-        </w:rPr>
-        <w:t>Negative Marks: 0.25</w:t>
-      </w:r>
-    </w:p>
-    <w:p>
-      <w:pPr>
-        <w:spacing w:after="20" w:before="120"/>
-      </w:pPr>
-      <w:r>
-        <w:rPr>
-          <w:b/>
-          <w:sz w:val="22"/>
-        </w:rPr>
-        <w:t>Question: Which of the following is a serious adverse effect of clozapine that requires regular blood monitoring?</w:t>
-      </w:r>
-    </w:p>
-    <w:p>
-      <w:pPr>
-        <w:spacing w:after="0" w:before="0"/>
-      </w:pPr>
-      <w:r>
-        <w:rPr>
-          <w:b w:val="0"/>
-          <w:sz w:val="22"/>
-        </w:rPr>
-        <w:t>(a) Weight gain</w:t>
-      </w:r>
-    </w:p>
-    <w:p>
-      <w:pPr>
-        <w:spacing w:after="0" w:before="0"/>
-      </w:pPr>
-      <w:r>
-        <w:rPr>
-          <w:b w:val="0"/>
-          <w:sz w:val="22"/>
-        </w:rPr>
-        <w:t>(b) Hyperglycaemia</w:t>
-      </w:r>
-    </w:p>
-    <w:p>
-      <w:pPr>
-        <w:spacing w:after="0" w:before="0"/>
-      </w:pPr>
-      <w:r>
-        <w:rPr>
-          <w:b w:val="0"/>
-          <w:sz w:val="22"/>
-        </w:rPr>
-        <w:t>(c) Sedation</w:t>
-      </w:r>
-    </w:p>
-    <w:p>
-      <w:pPr>
-        <w:spacing w:after="0" w:before="0"/>
-      </w:pPr>
-      <w:r>
-        <w:rPr>
-          <w:b w:val="0"/>
-          <w:sz w:val="22"/>
-        </w:rPr>
-        <w:t>(d) Agranulocytosis</w:t>
-      </w:r>
-    </w:p>
-    <w:p>
-      <w:pPr>
-        <w:spacing w:after="0" w:before="40"/>
-      </w:pPr>
-      <w:r>
-        <w:rPr>
-          <w:b/>
-          <w:sz w:val="22"/>
-        </w:rPr>
-        <w:t>Answer: d</w:t>
-      </w:r>
-    </w:p>
-    <w:p>
-      <w:pPr>
-        <w:spacing w:after="0" w:before="0"/>
-      </w:pPr>
-      <w:r>
-        <w:rPr>
-          <w:b w:val="0"/>
-          <w:sz w:val="21"/>
-        </w:rPr>
-        <w:t>Solution: Clozapine can cause agranulocytosis (severe neutropenia), so a regular CBC is mandatory; it can also cause weight gain and sedation.</w:t>
-      </w:r>
-    </w:p>
-    <w:p>
-      <w:pPr>
-        <w:spacing w:after="0" w:before="0"/>
-      </w:pPr>
-      <w:r>
-        <w:rPr>
-          <w:b w:val="0"/>
-          <w:sz w:val="20"/>
-        </w:rPr>
-        <w:t>Positive Marks: 1</w:t>
-      </w:r>
-    </w:p>
-    <w:p>
-      <w:pPr>
-        <w:spacing w:after="160" w:before="0"/>
-      </w:pPr>
-      <w:r>
-        <w:rPr>
-          <w:b w:val="0"/>
-          <w:sz w:val="20"/>
-        </w:rPr>
-        <w:t>Negative Marks: 0.25</w:t>
-      </w:r>
-    </w:p>
-    <w:p>
-      <w:pPr>
-        <w:spacing w:after="20" w:before="120"/>
-      </w:pPr>
-      <w:r>
-        <w:rPr>
-          <w:b/>
-          <w:sz w:val="22"/>
-        </w:rPr>
-        <w:t>Question: A newborn remains cyanotic with a heart rate of 60/min after drying and stimulation. What is the priority intervention?</w:t>
-      </w:r>
-    </w:p>
-    <w:p>
-      <w:pPr>
-        <w:spacing w:after="0" w:before="0"/>
-      </w:pPr>
-      <w:r>
-        <w:rPr>
-          <w:b w:val="0"/>
-          <w:sz w:val="22"/>
-        </w:rPr>
-        <w:t>(a) Begin positive-pressure ventilation</w:t>
-      </w:r>
-    </w:p>
-    <w:p>
-      <w:pPr>
-        <w:spacing w:after="0" w:before="0"/>
-      </w:pPr>
-      <w:r>
-        <w:rPr>
-          <w:b w:val="0"/>
-          <w:sz w:val="22"/>
-        </w:rPr>
-        <w:t>(b) Recheck the heart rate in 30 seconds</w:t>
-      </w:r>
-    </w:p>
-    <w:p>
-      <w:pPr>
-        <w:spacing w:after="0" w:before="0"/>
-      </w:pPr>
-      <w:r>
-        <w:rPr>
-          <w:b w:val="0"/>
-          <w:sz w:val="22"/>
-        </w:rPr>
-        <w:t>(c) Start chest compressions</w:t>
-      </w:r>
-    </w:p>
-    <w:p>
-      <w:pPr>
-        <w:spacing w:after="0" w:before="0"/>
-      </w:pPr>
-      <w:r>
-        <w:rPr>
-          <w:b w:val="0"/>
-          <w:sz w:val="22"/>
-        </w:rPr>
-        <w:t>(d) Administer IV epinephrine</w:t>
-      </w:r>
-    </w:p>
-    <w:p>
-      <w:pPr>
-        <w:spacing w:after="0" w:before="40"/>
-      </w:pPr>
-      <w:r>
-        <w:rPr>
-          <w:b/>
-          <w:sz w:val="22"/>
-        </w:rPr>
-        <w:t>Answer: a</w:t>
-      </w:r>
-    </w:p>
-    <w:p>
-      <w:pPr>
-        <w:spacing w:after="0" w:before="0"/>
-      </w:pPr>
-      <w:r>
-        <w:rPr>
-          <w:b w:val="0"/>
-          <w:sz w:val="21"/>
-        </w:rPr>
-        <w:t>Solution: For a heart rate below 100/min after initial steps, positive-pressure ventilation is started immediately; chest compressions begin only if HR stays &lt;60 despite PPV.</w:t>
-      </w:r>
-    </w:p>
-    <w:p>
-      <w:pPr>
-        <w:spacing w:after="0" w:before="0"/>
-      </w:pPr>
-      <w:r>
-        <w:rPr>
-          <w:b w:val="0"/>
-          <w:sz w:val="20"/>
-        </w:rPr>
-        <w:t>Positive Marks: 1</w:t>
-      </w:r>
-    </w:p>
-    <w:p>
-      <w:pPr>
-        <w:spacing w:after="160" w:before="0"/>
-      </w:pPr>
-      <w:r>
-        <w:rPr>
-          <w:b w:val="0"/>
-          <w:sz w:val="20"/>
-        </w:rPr>
-        <w:t>Negative Marks: 0.25</w:t>
-      </w:r>
-    </w:p>
-    <w:p>
-      <w:pPr>
-        <w:spacing w:after="20" w:before="120"/>
-      </w:pPr>
-      <w:r>
-        <w:rPr>
-          <w:b/>
-          <w:sz w:val="22"/>
-        </w:rPr>
-        <w:t>Question: Which of the following vaccine is kept in freezer compartment in refrigerator?</w:t>
-      </w:r>
-    </w:p>
-    <w:p>
-      <w:pPr>
-        <w:spacing w:after="0" w:before="0"/>
-      </w:pPr>
-      <w:r>
-        <w:rPr>
-          <w:b w:val="0"/>
-          <w:sz w:val="22"/>
-        </w:rPr>
-        <w:t>(a) T.T</w:t>
-      </w:r>
-    </w:p>
-    <w:p>
-      <w:pPr>
-        <w:spacing w:after="0" w:before="0"/>
-      </w:pPr>
-      <w:r>
-        <w:rPr>
-          <w:b w:val="0"/>
-          <w:sz w:val="22"/>
-        </w:rPr>
-        <w:t>(b) Measles</w:t>
-      </w:r>
-    </w:p>
-    <w:p>
-      <w:pPr>
-        <w:spacing w:after="0" w:before="0"/>
-      </w:pPr>
-      <w:r>
-        <w:rPr>
-          <w:b w:val="0"/>
-          <w:sz w:val="22"/>
-        </w:rPr>
-        <w:t>(c) DPT</w:t>
-      </w:r>
-    </w:p>
-    <w:p>
-      <w:pPr>
-        <w:spacing w:after="0" w:before="0"/>
-      </w:pPr>
-      <w:r>
-        <w:rPr>
-          <w:b w:val="0"/>
-          <w:sz w:val="22"/>
-        </w:rPr>
-        <w:t>(d) Hepatitis B</w:t>
-      </w:r>
-    </w:p>
-    <w:p>
-      <w:pPr>
-        <w:spacing w:after="0" w:before="40"/>
-      </w:pPr>
-      <w:r>
-        <w:rPr>
-          <w:b/>
-          <w:sz w:val="22"/>
-        </w:rPr>
-        <w:t>Answer: a</w:t>
-      </w:r>
-    </w:p>
-    <w:p>
-      <w:pPr>
-        <w:spacing w:after="0" w:before="0"/>
-      </w:pPr>
-      <w:r>
-        <w:rPr>
-          <w:b w:val="0"/>
-          <w:sz w:val="21"/>
-        </w:rPr>
-        <w:t>Solution: The vaccine that is kept in the freezer compartment of a refrigerator is the Measles vaccine. Measles vaccine, like many other live vaccines, needs to be stored at low temperatures to maintain its efficacy. The recommended storage temperature for the measles vaccine is between -50°C and -15°C. This temperature range ensures that the vaccine remains stable and retains its potency. The freezer compartment of a refrigerator provides the necessary cold storage for vaccines that require ultra-low temperatures. Important instruments in OBE vaccine</w:t>
-      </w:r>
-    </w:p>
-    <w:p>
-      <w:pPr>
-        <w:spacing w:after="0" w:before="0"/>
-      </w:pPr>
-      <w:r>
-        <w:rPr>
-          <w:b w:val="0"/>
-          <w:sz w:val="20"/>
-        </w:rPr>
-        <w:t>Positive Marks: 1</w:t>
-      </w:r>
-    </w:p>
-    <w:p>
-      <w:pPr>
-        <w:spacing w:after="160" w:before="0"/>
-      </w:pPr>
-      <w:r>
-        <w:rPr>
-          <w:b w:val="0"/>
-          <w:sz w:val="20"/>
-        </w:rPr>
-        <w:t>Negative Marks: 0.25</w:t>
-      </w:r>
-    </w:p>
-    <w:p>
-      <w:pPr>
-        <w:spacing w:after="20" w:before="120"/>
-      </w:pPr>
-      <w:r>
-        <w:rPr>
-          <w:b/>
-          <w:sz w:val="22"/>
-        </w:rPr>
-        <w:t>Question: A client with cirrhosis becomes confused, drowsy and develops asterixis. Which nursing action has the highest priority?</w:t>
-      </w:r>
-    </w:p>
-    <w:p>
-      <w:pPr>
-        <w:spacing w:after="0" w:before="0"/>
-      </w:pPr>
-      <w:r>
-        <w:rPr>
-          <w:b w:val="0"/>
-          <w:sz w:val="22"/>
-        </w:rPr>
-        <w:t>(a) Place the client in the supine position</w:t>
-      </w:r>
-    </w:p>
-    <w:p>
-      <w:pPr>
-        <w:spacing w:after="0" w:before="0"/>
-      </w:pPr>
-      <w:r>
-        <w:rPr>
-          <w:b w:val="0"/>
-          <w:sz w:val="22"/>
-        </w:rPr>
-        <w:t>(b) Restrict dietary protein immediately</w:t>
-      </w:r>
-    </w:p>
-    <w:p>
-      <w:pPr>
-        <w:spacing w:after="0" w:before="0"/>
-      </w:pPr>
-      <w:r>
-        <w:rPr>
-          <w:b w:val="0"/>
-          <w:sz w:val="22"/>
-        </w:rPr>
-        <w:t>(c) Increase dietary sodium intake</w:t>
-      </w:r>
-    </w:p>
-    <w:p>
-      <w:pPr>
-        <w:spacing w:after="0" w:before="0"/>
-      </w:pPr>
-      <w:r>
-        <w:rPr>
-          <w:b w:val="0"/>
-          <w:sz w:val="22"/>
-        </w:rPr>
-        <w:t>(d) Prepare to administer lactulose as ordered</w:t>
-      </w:r>
-    </w:p>
-    <w:p>
-      <w:pPr>
-        <w:spacing w:after="0" w:before="40"/>
-      </w:pPr>
-      <w:r>
-        <w:rPr>
-          <w:b/>
-          <w:sz w:val="22"/>
-        </w:rPr>
-        <w:t>Answer: d</w:t>
-      </w:r>
-    </w:p>
-    <w:p>
-      <w:pPr>
-        <w:spacing w:after="0" w:before="0"/>
-      </w:pPr>
-      <w:r>
-        <w:rPr>
-          <w:b w:val="0"/>
-          <w:sz w:val="21"/>
-        </w:rPr>
-        <w:t>Solution: Confusion and asterixis indicate hepatic encephalopathy; lactulose reduces serum ammonia (by trapping it in the gut) and is the priority treatment.</w:t>
-      </w:r>
-    </w:p>
-    <w:p>
-      <w:pPr>
-        <w:spacing w:after="0" w:before="0"/>
-      </w:pPr>
-      <w:r>
-        <w:rPr>
-          <w:b w:val="0"/>
-          <w:sz w:val="20"/>
-        </w:rPr>
-        <w:t>Positive Marks: 1</w:t>
-      </w:r>
-    </w:p>
-    <w:p>
-      <w:pPr>
-        <w:spacing w:after="160" w:before="0"/>
-      </w:pPr>
-      <w:r>
-        <w:rPr>
-          <w:b w:val="0"/>
-          <w:sz w:val="20"/>
-        </w:rPr>
-        <w:t>Negative Marks: 0.25</w:t>
-      </w:r>
-    </w:p>
-    <w:p>
-      <w:pPr>
-        <w:spacing w:after="20" w:before="120"/>
-      </w:pPr>
-      <w:r>
-        <w:rPr>
-          <w:b/>
-          <w:sz w:val="22"/>
-        </w:rPr>
-        <w:t>Question: What are the benefits of kangaroo mother care?</w:t>
-      </w:r>
-    </w:p>
-    <w:p>
-      <w:pPr>
-        <w:spacing w:after="0" w:before="0"/>
-      </w:pPr>
-      <w:r>
-        <w:rPr>
-          <w:b w:val="0"/>
-          <w:sz w:val="22"/>
-        </w:rPr>
-        <w:t>(a) It maintains temperature.</w:t>
-      </w:r>
-    </w:p>
-    <w:p>
-      <w:pPr>
-        <w:spacing w:after="0" w:before="0"/>
-      </w:pPr>
-      <w:r>
-        <w:rPr>
-          <w:b w:val="0"/>
-          <w:sz w:val="22"/>
-        </w:rPr>
-        <w:t>(b) It is helpful in breast feeding.</w:t>
-      </w:r>
-    </w:p>
-    <w:p>
-      <w:pPr>
-        <w:spacing w:after="0" w:before="0"/>
-      </w:pPr>
-      <w:r>
-        <w:rPr>
-          <w:b w:val="0"/>
-          <w:sz w:val="22"/>
-        </w:rPr>
-        <w:t>(c) It increases the affinity between mother and baby.</w:t>
-      </w:r>
-    </w:p>
-    <w:p>
-      <w:pPr>
-        <w:spacing w:after="0" w:before="0"/>
-      </w:pPr>
-      <w:r>
-        <w:rPr>
-          <w:b w:val="0"/>
-          <w:sz w:val="22"/>
-        </w:rPr>
-        <w:t>(d) All of the above</w:t>
-      </w:r>
-    </w:p>
-    <w:p>
-      <w:pPr>
-        <w:spacing w:after="0" w:before="40"/>
-      </w:pPr>
-      <w:r>
-        <w:rPr>
-          <w:b/>
-          <w:sz w:val="22"/>
-        </w:rPr>
-        <w:t>Answer: d</w:t>
-      </w:r>
-    </w:p>
-    <w:p>
-      <w:pPr>
-        <w:spacing w:after="0" w:before="0"/>
-      </w:pPr>
-      <w:r>
-        <w:rPr>
-          <w:b w:val="0"/>
-          <w:sz w:val="21"/>
-        </w:rPr>
-        <w:t>Solution: Kangaroo mother care maintains temperature, promotes breastfeeding and strengthens mother-infant bonding - all of the above.</w:t>
-      </w:r>
-    </w:p>
-    <w:p>
-      <w:pPr>
-        <w:spacing w:after="0" w:before="0"/>
-      </w:pPr>
-      <w:r>
-        <w:rPr>
-          <w:b w:val="0"/>
-          <w:sz w:val="20"/>
-        </w:rPr>
-        <w:t>Positive Marks: 1</w:t>
-      </w:r>
-    </w:p>
-    <w:p>
-      <w:pPr>
-        <w:spacing w:after="160" w:before="0"/>
-      </w:pPr>
-      <w:r>
-        <w:rPr>
-          <w:b w:val="0"/>
-          <w:sz w:val="20"/>
-        </w:rPr>
-        <w:t>Negative Marks: 0.25</w:t>
-      </w:r>
-    </w:p>
-    <w:p>
-      <w:pPr>
-        <w:spacing w:after="20" w:before="120"/>
-      </w:pPr>
-      <w:r>
-        <w:rPr>
-          <w:b/>
-          <w:sz w:val="22"/>
-        </w:rPr>
-        <w:t>Question: Most sensitive index of the health of a community is</w:t>
-      </w:r>
-    </w:p>
-    <w:p>
-      <w:pPr>
-        <w:spacing w:after="0" w:before="0"/>
-      </w:pPr>
-      <w:r>
-        <w:rPr>
-          <w:b w:val="0"/>
-          <w:sz w:val="22"/>
-        </w:rPr>
-        <w:t>(a) MMR</w:t>
-      </w:r>
-    </w:p>
-    <w:p>
-      <w:pPr>
-        <w:spacing w:after="0" w:before="0"/>
-      </w:pPr>
-      <w:r>
-        <w:rPr>
-          <w:b w:val="0"/>
-          <w:sz w:val="22"/>
-        </w:rPr>
-        <w:t>(b) Infant Mortality Rate</w:t>
-      </w:r>
-    </w:p>
-    <w:p>
-      <w:pPr>
-        <w:spacing w:after="0" w:before="0"/>
-      </w:pPr>
-      <w:r>
-        <w:rPr>
-          <w:b w:val="0"/>
-          <w:sz w:val="22"/>
-        </w:rPr>
-        <w:t>(c) Crude Birth Rate</w:t>
-      </w:r>
-    </w:p>
-    <w:p>
-      <w:pPr>
-        <w:spacing w:after="0" w:before="0"/>
-      </w:pPr>
-      <w:r>
-        <w:rPr>
-          <w:b w:val="0"/>
-          <w:sz w:val="22"/>
-        </w:rPr>
-        <w:t>(d) Crude Death Rate</w:t>
-      </w:r>
-    </w:p>
-    <w:p>
-      <w:pPr>
-        <w:spacing w:after="0" w:before="40"/>
-      </w:pPr>
-      <w:r>
-        <w:rPr>
-          <w:b/>
-          <w:sz w:val="22"/>
-        </w:rPr>
-        <w:t>Answer: b</w:t>
-      </w:r>
-    </w:p>
-    <w:p>
-      <w:pPr>
-        <w:spacing w:after="0" w:before="0"/>
-      </w:pPr>
-      <w:r>
-        <w:rPr>
-          <w:b w:val="0"/>
-          <w:sz w:val="21"/>
-        </w:rPr>
-        <w:t>Solution: Infant mortality rate (IMR) is the most sensitive index of the health of a community.</w:t>
-      </w:r>
-    </w:p>
-    <w:p>
-      <w:pPr>
-        <w:spacing w:after="0" w:before="0"/>
-      </w:pPr>
-      <w:r>
-        <w:rPr>
-          <w:b w:val="0"/>
-          <w:sz w:val="20"/>
-        </w:rPr>
-        <w:t>Positive Marks: 1</w:t>
-      </w:r>
-    </w:p>
-    <w:p>
-      <w:pPr>
-        <w:spacing w:after="160" w:before="0"/>
-      </w:pPr>
-      <w:r>
-        <w:rPr>
-          <w:b w:val="0"/>
-          <w:sz w:val="20"/>
-        </w:rPr>
-        <w:t>Negative Marks: 0.25</w:t>
-      </w:r>
-    </w:p>
-    <w:p>
-      <w:pPr>
-        <w:spacing w:after="20" w:before="120"/>
-      </w:pPr>
-      <w:r>
-        <w:rPr>
-          <w:b/>
-          <w:sz w:val="22"/>
-        </w:rPr>
-        <w:t>Question: According to the Parkland formula, the fluid requirement in the first 24 hours for a burn patient is calculated as:</w:t>
-      </w:r>
-    </w:p>
-    <w:p>
-      <w:pPr>
-        <w:spacing w:after="0" w:before="0"/>
-      </w:pPr>
-      <w:r>
-        <w:rPr>
-          <w:b w:val="0"/>
-          <w:sz w:val="22"/>
-        </w:rPr>
-        <w:t>(a) 4 ml × %BSA × body weight (kg)</w:t>
-      </w:r>
-    </w:p>
-    <w:p>
-      <w:pPr>
-        <w:spacing w:after="0" w:before="0"/>
-      </w:pPr>
-      <w:r>
-        <w:rPr>
-          <w:b w:val="0"/>
-          <w:sz w:val="22"/>
-        </w:rPr>
-        <w:t>(b) 3 ml × %BSA × body weight (kg)</w:t>
-      </w:r>
-    </w:p>
-    <w:p>
-      <w:pPr>
-        <w:spacing w:after="0" w:before="0"/>
-      </w:pPr>
-      <w:r>
-        <w:rPr>
-          <w:b w:val="0"/>
-          <w:sz w:val="22"/>
-        </w:rPr>
-        <w:t>(c) 1 ml × %BSA × body weight (kg)</w:t>
-      </w:r>
-    </w:p>
-    <w:p>
-      <w:pPr>
-        <w:spacing w:after="0" w:before="0"/>
-      </w:pPr>
-      <w:r>
-        <w:rPr>
-          <w:b w:val="0"/>
-          <w:sz w:val="22"/>
-        </w:rPr>
-        <w:t>(d) 2 ml × %BSA × body weight (kg)</w:t>
-      </w:r>
-    </w:p>
-    <w:p>
-      <w:pPr>
-        <w:spacing w:after="0" w:before="40"/>
-      </w:pPr>
-      <w:r>
-        <w:rPr>
-          <w:b/>
-          <w:sz w:val="22"/>
-        </w:rPr>
-        <w:t>Answer: a</w:t>
-      </w:r>
-    </w:p>
-    <w:p>
-      <w:pPr>
-        <w:spacing w:after="0" w:before="0"/>
-      </w:pPr>
-      <w:r>
-        <w:rPr>
-          <w:b w:val="0"/>
-          <w:sz w:val="21"/>
-        </w:rPr>
-        <w:t>Solution: Parkland formula: 4 ml × % body surface area burned × body weight (kg) in the first 24 hours; half in the first 8 hours.</w:t>
-      </w:r>
-    </w:p>
-    <w:p>
-      <w:pPr>
-        <w:spacing w:after="0" w:before="0"/>
-      </w:pPr>
-      <w:r>
-        <w:rPr>
-          <w:b w:val="0"/>
-          <w:sz w:val="20"/>
-        </w:rPr>
-        <w:t>Positive Marks: 1</w:t>
-      </w:r>
-    </w:p>
-    <w:p>
-      <w:pPr>
-        <w:spacing w:after="160" w:before="0"/>
-      </w:pPr>
-      <w:r>
-        <w:rPr>
-          <w:b w:val="0"/>
-          <w:sz w:val="20"/>
-        </w:rPr>
-        <w:t>Negative Marks: 0.25</w:t>
-      </w:r>
-    </w:p>
-    <w:p>
-      <w:pPr>
-        <w:spacing w:after="20" w:before="120"/>
-      </w:pPr>
-      <w:r>
-        <w:rPr>
-          <w:b/>
-          <w:sz w:val="22"/>
-        </w:rPr>
-        <w:t>Question: Which component is NOT included in the Physical Quality of Life Index (PQLI)?</w:t>
-      </w:r>
-    </w:p>
-    <w:p>
-      <w:pPr>
-        <w:spacing w:after="0" w:before="0"/>
-      </w:pPr>
-      <w:r>
-        <w:rPr>
-          <w:b w:val="0"/>
-          <w:sz w:val="22"/>
-        </w:rPr>
-        <w:t>(a) IMR</w:t>
-      </w:r>
-    </w:p>
-    <w:p>
-      <w:pPr>
-        <w:spacing w:after="0" w:before="0"/>
-      </w:pPr>
-      <w:r>
-        <w:rPr>
-          <w:b w:val="0"/>
-          <w:sz w:val="22"/>
-        </w:rPr>
-        <w:t>(b) Life expectancy at one</w:t>
-      </w:r>
-    </w:p>
-    <w:p>
-      <w:pPr>
-        <w:spacing w:after="0" w:before="0"/>
-      </w:pPr>
-      <w:r>
-        <w:rPr>
-          <w:b w:val="0"/>
-          <w:sz w:val="22"/>
-        </w:rPr>
-        <w:t>(c) Per capita Income</w:t>
-      </w:r>
-    </w:p>
-    <w:p>
-      <w:pPr>
-        <w:spacing w:after="0" w:before="0"/>
-      </w:pPr>
-      <w:r>
-        <w:rPr>
-          <w:b w:val="0"/>
-          <w:sz w:val="22"/>
-        </w:rPr>
-        <w:t>(d) Basic literacy rate</w:t>
-      </w:r>
-    </w:p>
-    <w:p>
-      <w:pPr>
-        <w:spacing w:after="0" w:before="40"/>
-      </w:pPr>
-      <w:r>
-        <w:rPr>
-          <w:b/>
-          <w:sz w:val="22"/>
-        </w:rPr>
-        <w:t>Answer: c</w:t>
-      </w:r>
-    </w:p>
-    <w:p>
-      <w:pPr>
-        <w:spacing w:after="0" w:before="0"/>
-      </w:pPr>
-      <w:r>
-        <w:rPr>
-          <w:b w:val="0"/>
-          <w:sz w:val="21"/>
-        </w:rPr>
-        <w:t>Solution: The component NOT included in the Physical Quality of Life Index (PQLI) is per capita income. The PQLI is a composite index used to measure the quality of life in different countries. It incorporates three basic components: life expectancy at birth, infant mortality rate (IMR), and basic literacy rate. These components provide insights into the overall health, education, and well-being of the population. However, per capita income, although an important indicator of economic well-being, is not included in the PQLI.</w:t>
-      </w:r>
-    </w:p>
-    <w:p>
-      <w:pPr>
-        <w:spacing w:after="0" w:before="0"/>
-      </w:pPr>
-      <w:r>
-        <w:rPr>
-          <w:b w:val="0"/>
-          <w:sz w:val="20"/>
-        </w:rPr>
-        <w:t>Positive Marks: 1</w:t>
-      </w:r>
-    </w:p>
-    <w:p>
-      <w:pPr>
-        <w:spacing w:after="160" w:before="0"/>
-      </w:pPr>
-      <w:r>
-        <w:rPr>
-          <w:b w:val="0"/>
-          <w:sz w:val="20"/>
-        </w:rPr>
-        <w:t>Negative Marks: 0.25</w:t>
-      </w:r>
-    </w:p>
-    <w:p>
-      <w:pPr>
-        <w:spacing w:after="20" w:before="120"/>
-      </w:pPr>
-      <w:r>
-        <w:rPr>
-          <w:b/>
-          <w:sz w:val="22"/>
-        </w:rPr>
-        <w:t>Question: Which communication technique is most therapeutic for a withdrawn, depressed client?</w:t>
-      </w:r>
-    </w:p>
-    <w:p>
-      <w:pPr>
-        <w:spacing w:after="0" w:before="0"/>
-      </w:pPr>
-      <w:r>
-        <w:rPr>
-          <w:b w:val="0"/>
-          <w:sz w:val="22"/>
-        </w:rPr>
-        <w:t>(a) 'You should not feel so sad.'</w:t>
-      </w:r>
-    </w:p>
-    <w:p>
-      <w:pPr>
-        <w:spacing w:after="0" w:before="0"/>
-      </w:pPr>
-      <w:r>
-        <w:rPr>
-          <w:b w:val="0"/>
-          <w:sz w:val="22"/>
-        </w:rPr>
-        <w:t>(b) 'Everyone feels sad sometimes.'</w:t>
-      </w:r>
-    </w:p>
-    <w:p>
-      <w:pPr>
-        <w:spacing w:after="0" w:before="0"/>
-      </w:pPr>
-      <w:r>
-        <w:rPr>
-          <w:b w:val="0"/>
-          <w:sz w:val="22"/>
-        </w:rPr>
-        <w:t>(c) 'Tell me more about how you are feeling.'</w:t>
-      </w:r>
-    </w:p>
-    <w:p>
-      <w:pPr>
-        <w:spacing w:after="0" w:before="0"/>
-      </w:pPr>
-      <w:r>
-        <w:rPr>
-          <w:b w:val="0"/>
-          <w:sz w:val="22"/>
-        </w:rPr>
-        <w:t>(d) 'Why do you feel this way?'</w:t>
-      </w:r>
-    </w:p>
-    <w:p>
-      <w:pPr>
-        <w:spacing w:after="0" w:before="40"/>
-      </w:pPr>
-      <w:r>
-        <w:rPr>
-          <w:b/>
-          <w:sz w:val="22"/>
-        </w:rPr>
-        <w:t>Answer: c</w:t>
-      </w:r>
-    </w:p>
-    <w:p>
-      <w:pPr>
-        <w:spacing w:after="0" w:before="0"/>
-      </w:pPr>
-      <w:r>
-        <w:rPr>
-          <w:b w:val="0"/>
-          <w:sz w:val="21"/>
-        </w:rPr>
-        <w:t>Solution: Open-ended, accepting statements ('Tell me more…') encourage expression; the other responses judge, belittle or close off communication.</w:t>
-      </w:r>
-    </w:p>
-    <w:p>
-      <w:pPr>
-        <w:spacing w:after="0" w:before="0"/>
-      </w:pPr>
-      <w:r>
-        <w:rPr>
-          <w:b w:val="0"/>
-          <w:sz w:val="20"/>
-        </w:rPr>
-        <w:t>Positive Marks: 1</w:t>
-      </w:r>
-    </w:p>
-    <w:p>
-      <w:pPr>
-        <w:spacing w:after="160" w:before="0"/>
-      </w:pPr>
-      <w:r>
-        <w:rPr>
-          <w:b w:val="0"/>
-          <w:sz w:val="20"/>
-        </w:rPr>
-        <w:t>Negative Marks: 0.25</w:t>
-      </w:r>
-    </w:p>
-    <w:p>
-      <w:pPr>
-        <w:spacing w:after="20" w:before="120"/>
-      </w:pPr>
-      <w:r>
-        <w:rPr>
-          <w:b/>
-          <w:sz w:val="22"/>
-        </w:rPr>
-        <w:t>Question: What is the immediate priority first aid management for chemical splash/foreign substance in the eye?</w:t>
-      </w:r>
-    </w:p>
-    <w:p>
-      <w:pPr>
-        <w:spacing w:after="0" w:before="0"/>
-      </w:pPr>
-      <w:r>
-        <w:rPr>
-          <w:b w:val="0"/>
-          <w:sz w:val="22"/>
-        </w:rPr>
-        <w:t>(a) Attempt manual removal</w:t>
-      </w:r>
-    </w:p>
-    <w:p>
-      <w:pPr>
-        <w:spacing w:after="0" w:before="0"/>
-      </w:pPr>
-      <w:r>
-        <w:rPr>
-          <w:b w:val="0"/>
-          <w:sz w:val="22"/>
-        </w:rPr>
-        <w:t>(b) Administer oral analgesics</w:t>
-      </w:r>
-    </w:p>
-    <w:p>
-      <w:pPr>
-        <w:spacing w:after="0" w:before="0"/>
-      </w:pPr>
-      <w:r>
-        <w:rPr>
-          <w:b w:val="0"/>
-          <w:sz w:val="22"/>
-        </w:rPr>
-        <w:t>(c) Copious eye irrigation with clean water or Normal Saline for 15-20 mins</w:t>
-      </w:r>
-    </w:p>
-    <w:p>
-      <w:pPr>
-        <w:spacing w:after="0" w:before="0"/>
-      </w:pPr>
-      <w:r>
-        <w:rPr>
-          <w:b w:val="0"/>
-          <w:sz w:val="22"/>
-        </w:rPr>
-        <w:t>(d) Cover with tight pressure patch</w:t>
-      </w:r>
-    </w:p>
-    <w:p>
-      <w:pPr>
-        <w:spacing w:after="0" w:before="40"/>
-      </w:pPr>
-      <w:r>
-        <w:rPr>
-          <w:b/>
-          <w:sz w:val="22"/>
-        </w:rPr>
-        <w:t>Answer: c</w:t>
-      </w:r>
-    </w:p>
-    <w:p>
-      <w:pPr>
-        <w:spacing w:after="0" w:before="0"/>
-      </w:pPr>
-      <w:r>
-        <w:rPr>
-          <w:b w:val="0"/>
-          <w:sz w:val="21"/>
-        </w:rPr>
-        <w:t>Solution: Immediate, continuous flushing with clean water or sterile normal saline for at least 15–20 minutes is essential to dilute and remove chemical irritants.</w:t>
-      </w:r>
-    </w:p>
-    <w:p>
-      <w:pPr>
-        <w:spacing w:after="0" w:before="0"/>
-      </w:pPr>
-      <w:r>
-        <w:rPr>
-          <w:b w:val="0"/>
-          <w:sz w:val="20"/>
-        </w:rPr>
-        <w:t>Positive Marks: 1</w:t>
-      </w:r>
-    </w:p>
-    <w:p>
-      <w:pPr>
-        <w:spacing w:after="160" w:before="0"/>
-      </w:pPr>
-      <w:r>
-        <w:rPr>
-          <w:b w:val="0"/>
-          <w:sz w:val="20"/>
-        </w:rPr>
-        <w:t>Negative Marks: 0.25</w:t>
+      <w:r>
+        <w:t xml:space="preserve">Question: The hormone that stimulates the thyroid gland to secrete thyroxine is</w:t>
+      </w:r>
+    </w:p>
+    <w:p>
+      <w:r>
+        <w:t xml:space="preserve">(a) Thyroid-stimulating hormone (TSH)</w:t>
+      </w:r>
+    </w:p>
+    <w:p>
+      <w:r>
+        <w:t xml:space="preserve">(b) Antidiuretic hormone</w:t>
+      </w:r>
+    </w:p>
+    <w:p>
+      <w:r>
+        <w:t xml:space="preserve">(c) Adrenocorticotropic hormone</w:t>
+      </w:r>
+    </w:p>
+    <w:p>
+      <w:r>
+        <w:t xml:space="preserve">(d) Luteinizing hormone</w:t>
+      </w:r>
+    </w:p>
+    <w:p>
+      <w:r>
+        <w:t xml:space="preserve">Answer: a</w:t>
+      </w:r>
+    </w:p>
+    <w:p>
+      <w:r>
+        <w:t xml:space="preserve">Solution: ✅ Correct Answer: a</w:t>
+      </w:r>
+    </w:p>
+    <w:p>
+      <w:r>
+        <w:t xml:space="preserve">🧠 Clinical Rationale: TSH from the ANTERIOR PITUITARY stimulates the thyroid to secrete thyroxine (T4) and T3.</w:t>
+      </w:r>
+    </w:p>
+    <w:p>
+      <w:r>
+        <w:t xml:space="preserve">❌ Why Not Other Options?</w:t>
+      </w:r>
+    </w:p>
+    <w:p>
+      <w:r>
+        <w:t xml:space="preserve">(b) — ADH (posterior pituitary) controls water reabsorption.</w:t>
+      </w:r>
+    </w:p>
+    <w:p>
+      <w:r>
+        <w:t xml:space="preserve">(c) — ACTH stimulates the ADRENAL CORTEX.</w:t>
+      </w:r>
+    </w:p>
+    <w:p>
+      <w:r>
+        <w:t xml:space="preserve">(d) — LH triggers ovulation and testosterone.</w:t>
+      </w:r>
+    </w:p>
+    <w:p>
+      <w:r>
+        <w:t xml:space="preserve">⚠️ Exam Trap: Pituitary hormones — "TSH → thyroid; ACTH → adrenal cortex; FSH/LH → gonads; GH → growth; the 'tropic' hormones each have one target gland."</w:t>
+      </w:r>
+    </w:p>
+    <w:p>
+      <w:r>
+        <w:t xml:space="preserve">💎 PNC Pearl: "TSH tells the thyroid to work; ACTH tells the adrenals — one hormone, one target."</w:t>
+      </w:r>
+    </w:p>
+    <w:p>
+      <w:r>
+        <w:t xml:space="preserve">Positive Marks: 1</w:t>
+      </w:r>
+    </w:p>
+    <w:p>
+      <w:r>
+        <w:t xml:space="preserve">Negative Marks: 0.25</w:t>
+      </w:r>
+    </w:p>
+    <w:p>
+      <w:r>
+        <w:t xml:space="preserve"/>
+      </w:r>
+    </w:p>
+    <w:p>
+      <w:r>
+        <w:t xml:space="preserve">Question: A sliding sheet is used while moving a bedridden patient to</w:t>
+      </w:r>
+    </w:p>
+    <w:p>
+      <w:r>
+        <w:t xml:space="preserve">(a) Reduce friction and protect both the patient and the nurse</w:t>
+      </w:r>
+    </w:p>
+    <w:p>
+      <w:r>
+        <w:t xml:space="preserve">(b) Increase friction for grip</w:t>
+      </w:r>
+    </w:p>
+    <w:p>
+      <w:r>
+        <w:t xml:space="preserve">(c) Cool the patient's skin</w:t>
+      </w:r>
+    </w:p>
+    <w:p>
+      <w:r>
+        <w:t xml:space="preserve">(d) Apply pressure to the spine</w:t>
+      </w:r>
+    </w:p>
+    <w:p>
+      <w:r>
+        <w:t xml:space="preserve">Answer: a</w:t>
+      </w:r>
+    </w:p>
+    <w:p>
+      <w:r>
+        <w:t xml:space="preserve">Solution: ✅ Correct Answer: a</w:t>
+      </w:r>
+    </w:p>
+    <w:p>
+      <w:r>
+        <w:t xml:space="preserve">🧠 Clinical Rationale: Sliding sheets and turning devices REDUCE FRICTION and shear — protecting the patient's skin and preventing back strain in the nurse.</w:t>
+      </w:r>
+    </w:p>
+    <w:p>
+      <w:r>
+        <w:t xml:space="preserve">❌ Why Not Other Options?</w:t>
+      </w:r>
+    </w:p>
+    <w:p>
+      <w:r>
+        <w:t xml:space="preserve">(b) — The purpose is to reduce friction, not increase it.</w:t>
+      </w:r>
+    </w:p>
+    <w:p>
+      <w:r>
+        <w:t xml:space="preserve">(c) — Cooling is unrelated.</w:t>
+      </w:r>
+    </w:p>
+    <w:p>
+      <w:r>
+        <w:t xml:space="preserve">(d) — Pressure on the spine is not the purpose.</w:t>
+      </w:r>
+    </w:p>
+    <w:p>
+      <w:r>
+        <w:t xml:space="preserve">⚠️ Exam Trap: "Friction and SHEAR cause pressure injuries and skin tears — use lift/sliding sheets and draw sheets for all moves."</w:t>
+      </w:r>
+    </w:p>
+    <w:p>
+      <w:r>
+        <w:t xml:space="preserve">💎 PNC Pearl: "A sliding sheet glides the patient — less drag on the skin, less strain on the nurse."</w:t>
+      </w:r>
+    </w:p>
+    <w:p>
+      <w:r>
+        <w:t xml:space="preserve">Positive Marks: 1</w:t>
+      </w:r>
+    </w:p>
+    <w:p>
+      <w:r>
+        <w:t xml:space="preserve">Negative Marks: 0.25</w:t>
+      </w:r>
+    </w:p>
+    <w:p>
+      <w:r>
+        <w:t xml:space="preserve"/>
+      </w:r>
+    </w:p>
+    <w:p>
+      <w:r>
+        <w:t xml:space="preserve">Question: A patient with chronic venous insufficiency should be advised to</w:t>
+      </w:r>
+    </w:p>
+    <w:p>
+      <w:r>
+        <w:t xml:space="preserve">(a) Elevate the legs and wear compression stockings</w:t>
+      </w:r>
+    </w:p>
+    <w:p>
+      <w:r>
+        <w:t xml:space="preserve">(b) Stand for long periods</w:t>
+      </w:r>
+    </w:p>
+    <w:p>
+      <w:r>
+        <w:t xml:space="preserve">(c) Cross the legs often</w:t>
+      </w:r>
+    </w:p>
+    <w:p>
+      <w:r>
+        <w:t xml:space="preserve">(d) Avoid walking entirely</w:t>
+      </w:r>
+    </w:p>
+    <w:p>
+      <w:r>
+        <w:t xml:space="preserve">Answer: a</w:t>
+      </w:r>
+    </w:p>
+    <w:p>
+      <w:r>
+        <w:t xml:space="preserve">Solution: ✅ Correct Answer: a</w:t>
+      </w:r>
+    </w:p>
+    <w:p>
+      <w:r>
+        <w:t xml:space="preserve">🧠 Clinical Rationale: LEG ELEVATION and graduated COMPRESSION STOCKINGS improve venous return — reducing edema and preventing venous stasis ulcers.</w:t>
+      </w:r>
+    </w:p>
+    <w:p>
+      <w:r>
+        <w:t xml:space="preserve">❌ Why Not Other Options?</w:t>
+      </w:r>
+    </w:p>
+    <w:p>
+      <w:r>
+        <w:t xml:space="preserve">(b) — Prolonged standing worsens venous pooling.</w:t>
+      </w:r>
+    </w:p>
+    <w:p>
+      <w:r>
+        <w:t xml:space="preserve">(c) — Leg crossing compresses veins.</w:t>
+      </w:r>
+    </w:p>
+    <w:p>
+      <w:r>
+        <w:t xml:space="preserve">(d) — Walking (calf pump) is recommended, not avoided.</w:t>
+      </w:r>
+    </w:p>
+    <w:p>
+      <w:r>
+        <w:t xml:space="preserve">⚠️ Exam Trap: "Venous insufficiency = elevate + compress + walk (calf pump); arterial disease = the opposite — legs DOWN and no compression."</w:t>
+      </w:r>
+    </w:p>
+    <w:p>
+      <w:r>
+        <w:t xml:space="preserve">💎 PNC Pearl: "Raise the legs, squeeze the stockings, work the calf pump — veins love all three."</w:t>
+      </w:r>
+    </w:p>
+    <w:p>
+      <w:r>
+        <w:t xml:space="preserve">Positive Marks: 1</w:t>
+      </w:r>
+    </w:p>
+    <w:p>
+      <w:r>
+        <w:t xml:space="preserve">Negative Marks: 0.25</w:t>
+      </w:r>
+    </w:p>
+    <w:p>
+      <w:r>
+        <w:t xml:space="preserve"/>
+      </w:r>
+    </w:p>
+    <w:p>
+      <w:r>
+        <w:t xml:space="preserve">Question: At about 16 weeks of pregnancy, the uterine fundus is felt</w:t>
+      </w:r>
+    </w:p>
+    <w:p>
+      <w:r>
+        <w:t xml:space="preserve">(a) Midway between the symphysis pubis and the umbilicus</w:t>
+      </w:r>
+    </w:p>
+    <w:p>
+      <w:r>
+        <w:t xml:space="preserve">(b) At the xiphisternum</w:t>
+      </w:r>
+    </w:p>
+    <w:p>
+      <w:r>
+        <w:t xml:space="preserve">(c) Above the umbilicus</w:t>
+      </w:r>
+    </w:p>
+    <w:p>
+      <w:r>
+        <w:t xml:space="preserve">(d) Deep in the pelvic cavity</w:t>
+      </w:r>
+    </w:p>
+    <w:p>
+      <w:r>
+        <w:t xml:space="preserve">Answer: a</w:t>
+      </w:r>
+    </w:p>
+    <w:p>
+      <w:r>
+        <w:t xml:space="preserve">Solution: ✅ Correct Answer: a</w:t>
+      </w:r>
+    </w:p>
+    <w:p>
+      <w:r>
+        <w:t xml:space="preserve">🧠 Clinical Rationale: Fundal landmarks — at 12 weeks the fundus is at the SYMPHYSIS PUBIS, at 16 weeks MIDWAY to the umbilicus, and at 20 weeks AT the umbilicus.</w:t>
+      </w:r>
+    </w:p>
+    <w:p>
+      <w:r>
+        <w:t xml:space="preserve">❌ Why Not Other Options?</w:t>
+      </w:r>
+    </w:p>
+    <w:p>
+      <w:r>
+        <w:t xml:space="preserve">(b) — The xiphisternum is reached at about 36 weeks.</w:t>
+      </w:r>
+    </w:p>
+    <w:p>
+      <w:r>
+        <w:t xml:space="preserve">(c) — Above the umbilicus comes after 20 weeks.</w:t>
+      </w:r>
+    </w:p>
+    <w:p>
+      <w:r>
+        <w:t xml:space="preserve">(d) — It rises out of the pelvis after 12 weeks.</w:t>
+      </w:r>
+    </w:p>
+    <w:p>
+      <w:r>
+        <w:t xml:space="preserve">⚠️ Exam Trap: Fundal height ladder — "12 wks = symphysis, 16 wks = midway, 20 wks = umbilicus, 36 wks = xiphisternum."</w:t>
+      </w:r>
+    </w:p>
+    <w:p>
+      <w:r>
+        <w:t xml:space="preserve">💎 PNC Pearl: "Sixteen weeks sits the fundus halfway home — between symphysis and navel."</w:t>
+      </w:r>
+    </w:p>
+    <w:p>
+      <w:r>
+        <w:t xml:space="preserve">Positive Marks: 1</w:t>
+      </w:r>
+    </w:p>
+    <w:p>
+      <w:r>
+        <w:t xml:space="preserve">Negative Marks: 0.25</w:t>
+      </w:r>
+    </w:p>
+    <w:p>
+      <w:r>
+        <w:t xml:space="preserve"/>
+      </w:r>
+    </w:p>
+    <w:p>
+      <w:r>
+        <w:t xml:space="preserve">Question: A child with acute otitis media typically presents with</w:t>
+      </w:r>
+    </w:p>
+    <w:p>
+      <w:r>
+        <w:t xml:space="preserve">(a) Ear pain, fever and irritability</w:t>
+      </w:r>
+    </w:p>
+    <w:p>
+      <w:r>
+        <w:t xml:space="preserve">(b) Conjunctivitis only</w:t>
+      </w:r>
+    </w:p>
+    <w:p>
+      <w:r>
+        <w:t xml:space="preserve">(c) Joint pain only</w:t>
+      </w:r>
+    </w:p>
+    <w:p>
+      <w:r>
+        <w:t xml:space="preserve">(d) Cough only</w:t>
+      </w:r>
+    </w:p>
+    <w:p>
+      <w:r>
+        <w:t xml:space="preserve">Answer: a</w:t>
+      </w:r>
+    </w:p>
+    <w:p>
+      <w:r>
+        <w:t xml:space="preserve">Solution: ✅ Correct Answer: a</w:t>
+      </w:r>
+    </w:p>
+    <w:p>
+      <w:r>
+        <w:t xml:space="preserve">🧠 Clinical Rationale: Acute otitis media causes EAR PAIN (otalgia), fever, irritability, and sometimes hearing loss or discharge — common after upper respiratory infection.</w:t>
+      </w:r>
+    </w:p>
+    <w:p>
+      <w:r>
+        <w:t xml:space="preserve">❌ Why Not Other Options?</w:t>
+      </w:r>
+    </w:p>
+    <w:p>
+      <w:r>
+        <w:t xml:space="preserve">(b) — Conjunctivitis is an eye problem.</w:t>
+      </w:r>
+    </w:p>
+    <w:p>
+      <w:r>
+        <w:t xml:space="preserve">(c) — Joint pain is not the hallmark.</w:t>
+      </w:r>
+    </w:p>
+    <w:p>
+      <w:r>
+        <w:t xml:space="preserve">(d) — Cough alone is not otitis media.</w:t>
+      </w:r>
+    </w:p>
+    <w:p>
+      <w:r>
+        <w:t xml:space="preserve">⚠️ Exam Trap: "AOM = earache + fever + irritability in a child after a cold; a bulging, red tympanic membrane confirms it."</w:t>
+      </w:r>
+    </w:p>
+    <w:p>
+      <w:r>
+        <w:t xml:space="preserve">💎 PNC Pearl: "A feverish child tugging an ear = otitis media until proven otherwise."</w:t>
+      </w:r>
+    </w:p>
+    <w:p>
+      <w:r>
+        <w:t xml:space="preserve">Positive Marks: 1</w:t>
+      </w:r>
+    </w:p>
+    <w:p>
+      <w:r>
+        <w:t xml:space="preserve">Negative Marks: 0.25</w:t>
+      </w:r>
+    </w:p>
+    <w:p>
+      <w:r>
+        <w:t xml:space="preserve"/>
+      </w:r>
+    </w:p>
+    <w:p>
+      <w:r>
+        <w:t xml:space="preserve">Question: A personality disorder characterized by mood instability, impulsivity and intense fear of abandonment is</w:t>
+      </w:r>
+    </w:p>
+    <w:p>
+      <w:r>
+        <w:t xml:space="preserve">(a) Borderline personality disorder</w:t>
+      </w:r>
+    </w:p>
+    <w:p>
+      <w:r>
+        <w:t xml:space="preserve">(b) Antisocial personality disorder</w:t>
+      </w:r>
+    </w:p>
+    <w:p>
+      <w:r>
+        <w:t xml:space="preserve">(c) Obsessive-compulsive personality disorder</w:t>
+      </w:r>
+    </w:p>
+    <w:p>
+      <w:r>
+        <w:t xml:space="preserve">(d) Schizoid personality disorder</w:t>
+      </w:r>
+    </w:p>
+    <w:p>
+      <w:r>
+        <w:t xml:space="preserve">Answer: a</w:t>
+      </w:r>
+    </w:p>
+    <w:p>
+      <w:r>
+        <w:t xml:space="preserve">Solution: ✅ Correct Answer: a</w:t>
+      </w:r>
+    </w:p>
+    <w:p>
+      <w:r>
+        <w:t xml:space="preserve">🧠 Clinical Rationale: BORDERLINE PD features unstable relationships, self-image, and mood, with impulsivity and intense FEAR OF ABANDONMENT.</w:t>
+      </w:r>
+    </w:p>
+    <w:p>
+      <w:r>
+        <w:t xml:space="preserve">❌ Why Not Other Options?</w:t>
+      </w:r>
+    </w:p>
+    <w:p>
+      <w:r>
+        <w:t xml:space="preserve">(b) — Antisocial PD features disregard for others' rights and lack of remorse.</w:t>
+      </w:r>
+    </w:p>
+    <w:p>
+      <w:r>
+        <w:t xml:space="preserve">(c) — OCPD features perfectionism and rigidity.</w:t>
+      </w:r>
+    </w:p>
+    <w:p>
+      <w:r>
+        <w:t xml:space="preserve">(d) — Schizoid PD features detachment and solitary preference.</w:t>
+      </w:r>
+    </w:p>
+    <w:p>
+      <w:r>
+        <w:t xml:space="preserve">⚠️ Exam Trap: PD contrasts — "borderline = unstable + abandonment fears; antisocial = violates rights + no remorse; narcissistic = grandiosity + need for admiration."</w:t>
+      </w:r>
+    </w:p>
+    <w:p>
+      <w:r>
+        <w:t xml:space="preserve">💎 PNC Pearl: "Borderline lives on an emotional edge — fearing abandonment, feeling everything intensely."</w:t>
+      </w:r>
+    </w:p>
+    <w:p>
+      <w:r>
+        <w:t xml:space="preserve">Positive Marks: 1</w:t>
+      </w:r>
+    </w:p>
+    <w:p>
+      <w:r>
+        <w:t xml:space="preserve">Negative Marks: 0.25</w:t>
+      </w:r>
+    </w:p>
+    <w:p>
+      <w:r>
+        <w:t xml:space="preserve"/>
+      </w:r>
+    </w:p>
+    <w:p>
+      <w:r>
+        <w:t xml:space="preserve">Question: The health component of the Swachh Bharat Mission aims at</w:t>
+      </w:r>
+    </w:p>
+    <w:p>
+      <w:r>
+        <w:t xml:space="preserve">(a) Ending open defecation and improving sanitation</w:t>
+      </w:r>
+    </w:p>
+    <w:p>
+      <w:r>
+        <w:t xml:space="preserve">(b) Street cleaning only</w:t>
+      </w:r>
+    </w:p>
+    <w:p>
+      <w:r>
+        <w:t xml:space="preserve">(c) Banning plastics only</w:t>
+      </w:r>
+    </w:p>
+    <w:p>
+      <w:r>
+        <w:t xml:space="preserve">(d) Water supply only</w:t>
+      </w:r>
+    </w:p>
+    <w:p>
+      <w:r>
+        <w:t xml:space="preserve">Answer: a</w:t>
+      </w:r>
+    </w:p>
+    <w:p>
+      <w:r>
+        <w:t xml:space="preserve">Solution: ✅ Correct Answer: a</w:t>
+      </w:r>
+    </w:p>
+    <w:p>
+      <w:r>
+        <w:t xml:space="preserve">🧠 Clinical Rationale: Swachh Bharat seeks OPEN DEFECATION FREE villages and safe sanitation — which reduce diarrheal diseases and child mortality.</w:t>
+      </w:r>
+    </w:p>
+    <w:p>
+      <w:r>
+        <w:t xml:space="preserve">❌ Why Not Other Options?</w:t>
+      </w:r>
+    </w:p>
+    <w:p>
+      <w:r>
+        <w:t xml:space="preserve">(b) — Street cleaning is a minor component.</w:t>
+      </w:r>
+    </w:p>
+    <w:p>
+      <w:r>
+        <w:t xml:space="preserve">(c) — Plastic bans are a separate environmental policy.</w:t>
+      </w:r>
+    </w:p>
+    <w:p>
+      <w:r>
+        <w:t xml:space="preserve">(d) — Water supply is a separate programme (JJM).</w:t>
+      </w:r>
+    </w:p>
+    <w:p>
+      <w:r>
+        <w:t xml:space="preserve">⚠️ Exam Trap: "Swachh Bharat = sanitation + hygiene behavior change; open defecation → diarrheal disease → stunting and mortality."</w:t>
+      </w:r>
+    </w:p>
+    <w:p>
+      <w:r>
+        <w:t xml:space="preserve">💎 PNC Pearl: "A toilet is a vaccine — Swachh Bharat turns sanitation into public health."</w:t>
+      </w:r>
+    </w:p>
+    <w:p>
+      <w:r>
+        <w:t xml:space="preserve">Positive Marks: 1</w:t>
+      </w:r>
+    </w:p>
+    <w:p>
+      <w:r>
+        <w:t xml:space="preserve">Negative Marks: 0.25</w:t>
+      </w:r>
+    </w:p>
+    <w:p>
+      <w:r>
+        <w:t xml:space="preserve"/>
+      </w:r>
+    </w:p>
+    <w:p>
+      <w:r>
+        <w:t xml:space="preserve">Question: A patient on warfarin should be taught to</w:t>
+      </w:r>
+    </w:p>
+    <w:p>
+      <w:r>
+        <w:t xml:space="preserve">(a) Avoid sudden large changes in the intake of green leafy vegetables</w:t>
+      </w:r>
+    </w:p>
+    <w:p>
+      <w:r>
+        <w:t xml:space="preserve">(b) Eat more spinach and greens than ever before</w:t>
+      </w:r>
+    </w:p>
+    <w:p>
+      <w:r>
+        <w:t xml:space="preserve">(c) Stop the drug if INR is normal</w:t>
+      </w:r>
+    </w:p>
+    <w:p>
+      <w:r>
+        <w:t xml:space="preserve">(d) Double the dose on holidays</w:t>
+      </w:r>
+    </w:p>
+    <w:p>
+      <w:r>
+        <w:t xml:space="preserve">Answer: a</w:t>
+      </w:r>
+    </w:p>
+    <w:p>
+      <w:r>
+        <w:t xml:space="preserve">Solution: ✅ Correct Answer: a</w:t>
+      </w:r>
+    </w:p>
+    <w:p>
+      <w:r>
+        <w:t xml:space="preserve">🧠 Clinical Rationale: Vitamin K in green leafy vegetables OPPOSES warfarin — keeping intake CONSISTENT stabilizes the INR; sudden changes destabilize it.</w:t>
+      </w:r>
+    </w:p>
+    <w:p>
+      <w:r>
+        <w:t xml:space="preserve">❌ Why Not Other Options?</w:t>
+      </w:r>
+    </w:p>
+    <w:p>
+      <w:r>
+        <w:t xml:space="preserve">(b) — A sudden increase in greens lowers the INR and reduces the effect.</w:t>
+      </w:r>
+    </w:p>
+    <w:p>
+      <w:r>
+        <w:t xml:space="preserve">(c) — The drug is continued; the dose is adjusted, not stopped.</w:t>
+      </w:r>
+    </w:p>
+    <w:p>
+      <w:r>
+        <w:t xml:space="preserve">(d) — Doubling the dose is dangerous.</w:t>
+      </w:r>
+    </w:p>
+    <w:p>
+      <w:r>
+        <w:t xml:space="preserve">⚠️ Exam Trap: "Warfarin + vitamin K foods = keep intake steady, monitor INR (2-3), watch for bleeding; report bruising, dark stools, blood in urine."</w:t>
+      </w:r>
+    </w:p>
+    <w:p>
+      <w:r>
+        <w:t xml:space="preserve">💎 PNC Pearl: "Keep the greens consistent — sudden salads swing the INR like a pendulum."</w:t>
+      </w:r>
+    </w:p>
+    <w:p>
+      <w:r>
+        <w:t xml:space="preserve">Positive Marks: 1</w:t>
+      </w:r>
+    </w:p>
+    <w:p>
+      <w:r>
+        <w:t xml:space="preserve">Negative Marks: 0.25</w:t>
+      </w:r>
+    </w:p>
+    <w:p>
+      <w:r>
+        <w:t xml:space="preserve"/>
+      </w:r>
+    </w:p>
+    <w:p>
+      <w:r>
+        <w:t xml:space="preserve">Question: The first shock energy recommended for an adult with ventricular fibrillation using a biphasic defibrillator is</w:t>
+      </w:r>
+    </w:p>
+    <w:p>
+      <w:r>
+        <w:t xml:space="preserve">(a) 120-200 joules</w:t>
+      </w:r>
+    </w:p>
+    <w:p>
+      <w:r>
+        <w:t xml:space="preserve">(b) 5 joules</w:t>
+      </w:r>
+    </w:p>
+    <w:p>
+      <w:r>
+        <w:t xml:space="preserve">(c) 1 joule</w:t>
+      </w:r>
+    </w:p>
+    <w:p>
+      <w:r>
+        <w:t xml:space="preserve">(d) 20 joules</w:t>
+      </w:r>
+    </w:p>
+    <w:p>
+      <w:r>
+        <w:t xml:space="preserve">Answer: a</w:t>
+      </w:r>
+    </w:p>
+    <w:p>
+      <w:r>
+        <w:t xml:space="preserve">Solution: ✅ Correct Answer: a</w:t>
+      </w:r>
+    </w:p>
+    <w:p>
+      <w:r>
+        <w:t xml:space="preserve">🧠 Clinical Rationale: Biphasic defibrillators deliver an initial shock of 120-200 J for VF or pulseless VT; monophasic uses 360 J.</w:t>
+      </w:r>
+    </w:p>
+    <w:p>
+      <w:r>
+        <w:t xml:space="preserve">❌ Why Not Other Options?</w:t>
+      </w:r>
+    </w:p>
+    <w:p>
+      <w:r>
+        <w:t xml:space="preserve">(b) — 5 J and (c) 1 J are paediatric/cardioversion-scale energies.</w:t>
+      </w:r>
+    </w:p>
+    <w:p>
+      <w:r>
+        <w:t xml:space="preserve">(d) — 20 J is far too low for adult defibrillation.</w:t>
+      </w:r>
+    </w:p>
+    <w:p>
+      <w:r>
+        <w:t xml:space="preserve">⚠️ Exam Trap: "Defibrillation doses — biphasic 120-200 J (initial), monophasic 360 J; shock immediately after confirming pulseless VF/VT."</w:t>
+      </w:r>
+    </w:p>
+    <w:p>
+      <w:r>
+        <w:t xml:space="preserve">💎 PNC Pearl: "Biphasic fires 120-200 joules — enough to stop the quiver and restart the beat."</w:t>
+      </w:r>
+    </w:p>
+    <w:p>
+      <w:r>
+        <w:t xml:space="preserve">Positive Marks: 1</w:t>
+      </w:r>
+    </w:p>
+    <w:p>
+      <w:r>
+        <w:t xml:space="preserve">Negative Marks: 0.25</w:t>
+      </w:r>
+    </w:p>
+    <w:p>
+      <w:r>
+        <w:t xml:space="preserve"/>
+      </w:r>
+    </w:p>
+    <w:p>
+      <w:r>
+        <w:t xml:space="preserve">Question: The recommended additional protein intake during pregnancy is approximately</w:t>
+      </w:r>
+    </w:p>
+    <w:p>
+      <w:r>
+        <w:t xml:space="preserve">(a) 25 g per day</w:t>
+      </w:r>
+    </w:p>
+    <w:p>
+      <w:r>
+        <w:t xml:space="preserve">(b) 200 g per day</w:t>
+      </w:r>
+    </w:p>
+    <w:p>
+      <w:r>
+        <w:t xml:space="preserve">(c) 500 g per day</w:t>
+      </w:r>
+    </w:p>
+    <w:p>
+      <w:r>
+        <w:t xml:space="preserve">(d) 1 kg per day</w:t>
+      </w:r>
+    </w:p>
+    <w:p>
+      <w:r>
+        <w:t xml:space="preserve">Answer: a</w:t>
+      </w:r>
+    </w:p>
+    <w:p>
+      <w:r>
+        <w:t xml:space="preserve">Solution: ✅ Correct Answer: a</w:t>
+      </w:r>
+    </w:p>
+    <w:p>
+      <w:r>
+        <w:t xml:space="preserve">🧠 Clinical Rationale: Pregnancy increases protein needs by about 23-25 g PER DAY for fetal growth and maternal tissue expansion.</w:t>
+      </w:r>
+    </w:p>
+    <w:p>
+      <w:r>
+        <w:t xml:space="preserve">❌ Why Not Other Options?</w:t>
+      </w:r>
+    </w:p>
+    <w:p>
+      <w:r>
+        <w:t xml:space="preserve">(b) — 200 g, (c) 500 g, and (d) 1 kg are absurdly high.</w:t>
+      </w:r>
+    </w:p>
+    <w:p>
+      <w:r>
+        <w:t xml:space="preserve">⚠️ Exam Trap: Pregnancy nutrition — "extra protein ~25 g/day, extra calories ~350 (2nd trimester) / 450 (3rd trimester), extra iron 100 mg/day in second half."</w:t>
+      </w:r>
+    </w:p>
+    <w:p>
+      <w:r>
+        <w:t xml:space="preserve">💎 PNC Pearl: "A quarter of a hundred grams extra protein — the mother builds a whole new human."</w:t>
+      </w:r>
+    </w:p>
+    <w:p>
+      <w:r>
+        <w:t xml:space="preserve">Positive Marks: 1</w:t>
+      </w:r>
+    </w:p>
+    <w:p>
+      <w:r>
+        <w:t xml:space="preserve">Negative Marks: 0.25</w:t>
+      </w:r>
+    </w:p>
+    <w:p>
+      <w:r>
+        <w:t xml:space="preserve">Question: A patient with acute appendicitis awaiting surgery should be</w:t>
+      </w:r>
+    </w:p>
+    <w:p>
+      <w:r>
+        <w:t xml:space="preserve">(a) Kept NPO and given no laxatives or enemas</w:t>
+      </w:r>
+    </w:p>
+    <w:p>
+      <w:r>
+        <w:t xml:space="preserve">(b) Given an enema to empty the bowel</w:t>
+      </w:r>
+    </w:p>
+    <w:p>
+      <w:r>
+        <w:t xml:space="preserve">(c) Allowed a heavy meal</w:t>
+      </w:r>
+    </w:p>
+    <w:p>
+      <w:r>
+        <w:t xml:space="preserve">(d) Encouraged to strain on the bedpan</w:t>
+      </w:r>
+    </w:p>
+    <w:p>
+      <w:r>
+        <w:t xml:space="preserve">Answer: a</w:t>
+      </w:r>
+    </w:p>
+    <w:p>
+      <w:r>
+        <w:t xml:space="preserve">Solution: ✅ Correct Answer: a</w:t>
+      </w:r>
+    </w:p>
+    <w:p>
+      <w:r>
+        <w:t xml:space="preserve">🧠 Clinical Rationale: NPO status and avoidance of laxatives, enemas, and heat prevent PERFORATION of the inflamed appendix before surgery.</w:t>
+      </w:r>
+    </w:p>
+    <w:p>
+      <w:r>
+        <w:t xml:space="preserve">❌ Why Not Other Options?</w:t>
+      </w:r>
+    </w:p>
+    <w:p>
+      <w:r>
+        <w:t xml:space="preserve">(b) — Enemas increase peristalsis and perforation risk.</w:t>
+      </w:r>
+    </w:p>
+    <w:p>
+      <w:r>
+        <w:t xml:space="preserve">(c) — Heavy meals risk aspiration and stimulate the gut.</w:t>
+      </w:r>
+    </w:p>
+    <w:p>
+      <w:r>
+        <w:t xml:space="preserve">(d) — Straining increases intra-abdominal pressure.</w:t>
+      </w:r>
+    </w:p>
+    <w:p>
+      <w:r>
+        <w:t xml:space="preserve">⚠️ Exam Trap: "Appendicitis pre-op = NPO, no laxatives/enemas/heat, no analgesics that mask signs until the surgeon decides."</w:t>
+      </w:r>
+    </w:p>
+    <w:p>
+      <w:r>
+        <w:t xml:space="preserve">💎 PNC Pearl: "Leave the appendix alone — no enemas, no food, no heat; surgery is coming."</w:t>
+      </w:r>
+    </w:p>
+    <w:p>
+      <w:r>
+        <w:t xml:space="preserve">Positive Marks: 1</w:t>
+      </w:r>
+    </w:p>
+    <w:p>
+      <w:r>
+        <w:t xml:space="preserve">Negative Marks: 0.25</w:t>
+      </w:r>
+    </w:p>
+    <w:p>
+      <w:r>
+        <w:t xml:space="preserve"/>
+      </w:r>
+    </w:p>
+    <w:p>
+      <w:r>
+        <w:t xml:space="preserve">Question: The definitive treatment to remove excess potassium from the body in severe hyperkalemia is</w:t>
+      </w:r>
+    </w:p>
+    <w:p>
+      <w:r>
+        <w:t xml:space="preserve">(a) Hemodialysis</w:t>
+      </w:r>
+    </w:p>
+    <w:p>
+      <w:r>
+        <w:t xml:space="preserve">(b) Oral fluids</w:t>
+      </w:r>
+    </w:p>
+    <w:p>
+      <w:r>
+        <w:t xml:space="preserve">(c) Antibiotics</w:t>
+      </w:r>
+    </w:p>
+    <w:p>
+      <w:r>
+        <w:t xml:space="preserve">(d) Blood transfusion</w:t>
+      </w:r>
+    </w:p>
+    <w:p>
+      <w:r>
+        <w:t xml:space="preserve">Answer: a</w:t>
+      </w:r>
+    </w:p>
+    <w:p>
+      <w:r>
+        <w:t xml:space="preserve">Solution: ✅ Correct Answer: a</w:t>
+      </w:r>
+    </w:p>
+    <w:p>
+      <w:r>
+        <w:t xml:space="preserve">🧠 Clinical Rationale: When potassium is dangerously high or REFRACTORY, HEMODIALYSIS removes it effectively — calcium gluconate protects the heart meanwhile.</w:t>
+      </w:r>
+    </w:p>
+    <w:p>
+      <w:r>
+        <w:t xml:space="preserve">❌ Why Not Other Options?</w:t>
+      </w:r>
+    </w:p>
+    <w:p>
+      <w:r>
+        <w:t xml:space="preserve">(b) — Oral fluids do not remove potassium.</w:t>
+      </w:r>
+    </w:p>
+    <w:p>
+      <w:r>
+        <w:t xml:space="preserve">(c) — Antibiotics are irrelevant.</w:t>
+      </w:r>
+    </w:p>
+    <w:p>
+      <w:r>
+        <w:t xml:space="preserve">(d) — Transfusion does not lower potassium.</w:t>
+      </w:r>
+    </w:p>
+    <w:p>
+      <w:r>
+        <w:t xml:space="preserve">⚠️ Exam Trap: "Hyperkalemia ladder — calcium gluconate (protect heart) → insulin-glucose/bicarbonate (shift K in) → kayexalate/diuretics (remove) → DIALYSIS (definitive)."</w:t>
+      </w:r>
+    </w:p>
+    <w:p>
+      <w:r>
+        <w:t xml:space="preserve">💎 PNC Pearl: "Calcium shields the heart, insulin shifts the potassium, dialysis takes it out — the escalation ladder."</w:t>
+      </w:r>
+    </w:p>
+    <w:p>
+      <w:r>
+        <w:t xml:space="preserve">Positive Marks: 1</w:t>
+      </w:r>
+    </w:p>
+    <w:p>
+      <w:r>
+        <w:t xml:space="preserve">Negative Marks: 0.25</w:t>
+      </w:r>
+    </w:p>
+    <w:p>
+      <w:r>
+        <w:t xml:space="preserve"/>
+      </w:r>
+    </w:p>
+    <w:p>
+      <w:r>
+        <w:t xml:space="preserve">Question: A patient with COPD who develops cor pulmonale has</w:t>
+      </w:r>
+    </w:p>
+    <w:p>
+      <w:r>
+        <w:t xml:space="preserve">(a) Right-sided heart failure from pulmonary hypertension</w:t>
+      </w:r>
+    </w:p>
+    <w:p>
+      <w:r>
+        <w:t xml:space="preserve">(b) Left-sided heart failure only</w:t>
+      </w:r>
+    </w:p>
+    <w:p>
+      <w:r>
+        <w:t xml:space="preserve">(c) Liver failure</w:t>
+      </w:r>
+    </w:p>
+    <w:p>
+      <w:r>
+        <w:t xml:space="preserve">(d) Renal failure</w:t>
+      </w:r>
+    </w:p>
+    <w:p>
+      <w:r>
+        <w:t xml:space="preserve">Answer: a</w:t>
+      </w:r>
+    </w:p>
+    <w:p>
+      <w:r>
+        <w:t xml:space="preserve">Solution: ✅ Correct Answer: a</w:t>
+      </w:r>
+    </w:p>
+    <w:p>
+      <w:r>
+        <w:t xml:space="preserve">🧠 Clinical Rationale: Chronic hypoxia raises PULMONARY ARTERY pressure — straining the RIGHT ventricle and causing COR PULMONALE (right heart failure).</w:t>
+      </w:r>
+    </w:p>
+    <w:p>
+      <w:r>
+        <w:t xml:space="preserve">❌ Why Not Other Options?</w:t>
+      </w:r>
+    </w:p>
+    <w:p>
+      <w:r>
+        <w:t xml:space="preserve">(b) — Left heart failure is a different mechanism.</w:t>
+      </w:r>
+    </w:p>
+    <w:p>
+      <w:r>
+        <w:t xml:space="preserve">(c) — Liver failure is unrelated.</w:t>
+      </w:r>
+    </w:p>
+    <w:p>
+      <w:r>
+        <w:t xml:space="preserve">(d) — Renal failure is unrelated.</w:t>
+      </w:r>
+    </w:p>
+    <w:p>
+      <w:r>
+        <w:t xml:space="preserve">⚠️ Exam Trap: "Cor pulmonale = right heart failure SECONDARY to lung disease (COPD) — signs: JVD, pedal edema, hepatomegaly."</w:t>
+      </w:r>
+    </w:p>
+    <w:p>
+      <w:r>
+        <w:t xml:space="preserve">💎 PNC Pearl: "Sick lungs squeeze the right heart — cor pulmonale is the lung's toll on the pump."</w:t>
+      </w:r>
+    </w:p>
+    <w:p>
+      <w:r>
+        <w:t xml:space="preserve">Positive Marks: 1</w:t>
+      </w:r>
+    </w:p>
+    <w:p>
+      <w:r>
+        <w:t xml:space="preserve">Negative Marks: 0.25</w:t>
+      </w:r>
+    </w:p>
+    <w:p>
+      <w:r>
+        <w:t xml:space="preserve"/>
+      </w:r>
+    </w:p>
+    <w:p>
+      <w:r>
+        <w:t xml:space="preserve">Question: Immediately after delivery, the uterine fundus is normally felt</w:t>
+      </w:r>
+    </w:p>
+    <w:p>
+      <w:r>
+        <w:t xml:space="preserve">(a) At the level of the umbilicus</w:t>
+      </w:r>
+    </w:p>
+    <w:p>
+      <w:r>
+        <w:t xml:space="preserve">(b) At the xiphisternum</w:t>
+      </w:r>
+    </w:p>
+    <w:p>
+      <w:r>
+        <w:t xml:space="preserve">(c) Below the pelvic brim</w:t>
+      </w:r>
+    </w:p>
+    <w:p>
+      <w:r>
+        <w:t xml:space="preserve">(d) At the symphysis pubis</w:t>
+      </w:r>
+    </w:p>
+    <w:p>
+      <w:r>
+        <w:t xml:space="preserve">Answer: a</w:t>
+      </w:r>
+    </w:p>
+    <w:p>
+      <w:r>
+        <w:t xml:space="preserve">Solution: ✅ Correct Answer: a</w:t>
+      </w:r>
+    </w:p>
+    <w:p>
+      <w:r>
+        <w:t xml:space="preserve">🧠 Clinical Rationale: After delivery the fundus is FIRM and at the UMBILICUS — it descends about 1 cm (one fingerbreadth) per day during involution.</w:t>
+      </w:r>
+    </w:p>
+    <w:p>
+      <w:r>
+        <w:t xml:space="preserve">❌ Why Not Other Options?</w:t>
+      </w:r>
+    </w:p>
+    <w:p>
+      <w:r>
+        <w:t xml:space="preserve">(b) — The xiphisternum is the pregnancy (36-week) landmark.</w:t>
+      </w:r>
+    </w:p>
+    <w:p>
+      <w:r>
+        <w:t xml:space="preserve">(c) — Below the pelvic brim is the non-pregnant position.</w:t>
+      </w:r>
+    </w:p>
+    <w:p>
+      <w:r>
+        <w:t xml:space="preserve">(d) — The symphysis is the 12-week landmark.</w:t>
+      </w:r>
+    </w:p>
+    <w:p>
+      <w:r>
+        <w:t xml:space="preserve">⚠️ Exam Trap: "Postpartum fundus = at the umbilicus immediately, then 1 cm/day down; a BOGGY fundus = atony → massage + oxytocin."</w:t>
+      </w:r>
+    </w:p>
+    <w:p>
+      <w:r>
+        <w:t xml:space="preserve">💎 PNC Pearl: "Right after birth the fundus camps at the navel — then it descends a fingerbreadth a day."</w:t>
+      </w:r>
+    </w:p>
+    <w:p>
+      <w:r>
+        <w:t xml:space="preserve">Positive Marks: 1</w:t>
+      </w:r>
+    </w:p>
+    <w:p>
+      <w:r>
+        <w:t xml:space="preserve">Negative Marks: 0.25</w:t>
+      </w:r>
+    </w:p>
+    <w:p>
+      <w:r>
+        <w:t xml:space="preserve"/>
+      </w:r>
+    </w:p>
+    <w:p>
+      <w:r>
+        <w:t xml:space="preserve">Question: A patient on long-term antipsychotics develops lip-smacking, tongue protrusion and grimacing. This is</w:t>
+      </w:r>
+    </w:p>
+    <w:p>
+      <w:r>
+        <w:t xml:space="preserve">(a) Tardive dyskinesia</w:t>
+      </w:r>
+    </w:p>
+    <w:p>
+      <w:r>
+        <w:t xml:space="preserve">(b) Akathisia</w:t>
+      </w:r>
+    </w:p>
+    <w:p>
+      <w:r>
+        <w:t xml:space="preserve">(c) Acute dystonia</w:t>
+      </w:r>
+    </w:p>
+    <w:p>
+      <w:r>
+        <w:t xml:space="preserve">(d) Parkinsonism</w:t>
+      </w:r>
+    </w:p>
+    <w:p>
+      <w:r>
+        <w:t xml:space="preserve">Answer: a</w:t>
+      </w:r>
+    </w:p>
+    <w:p>
+      <w:r>
+        <w:t xml:space="preserve">Solution: ✅ Correct Answer: a</w:t>
+      </w:r>
+    </w:p>
+    <w:p>
+      <w:r>
+        <w:t xml:space="preserve">🧠 Clinical Rationale: TARDIVE DYSKINESIA is a LATE, often IRREVERSIBLE movement disorder — oral-facial dyskinesias (lip-smacking, tongue protrusion, grimacing) from long-term antipsychotics.</w:t>
+      </w:r>
+    </w:p>
+    <w:p>
+      <w:r>
+        <w:t xml:space="preserve">❌ Why Not Other Options?</w:t>
+      </w:r>
+    </w:p>
+    <w:p>
+      <w:r>
+        <w:t xml:space="preserve">(b) — Akathisia is motor RESTLESSNESS (pacing).</w:t>
+      </w:r>
+    </w:p>
+    <w:p>
+      <w:r>
+        <w:t xml:space="preserve">(c) — Acute dystonia is early, painful muscle spasm (torticollis, oculogyric crisis).</w:t>
+      </w:r>
+    </w:p>
+    <w:p>
+      <w:r>
+        <w:t xml:space="preserve">(d) — Parkinsonism is tremor, rigidity, bradykinesia.</w:t>
+      </w:r>
+    </w:p>
+    <w:p>
+      <w:r>
+        <w:t xml:space="preserve">⚠️ Exam Trap: EPS timeline — "acute dystonia = early (hours-days); akathisia = early; parkinsonism = weeks; tardive dyskinesia = LATE (months-years)."</w:t>
+      </w:r>
+    </w:p>
+    <w:p>
+      <w:r>
+        <w:t xml:space="preserve">💎 PNC Pearl: "Tardive dyskinesia arrives late and stays — the mouth's involuntary dance."</w:t>
+      </w:r>
+    </w:p>
+    <w:p>
+      <w:r>
+        <w:t xml:space="preserve">Positive Marks: 1</w:t>
+      </w:r>
+    </w:p>
+    <w:p>
+      <w:r>
+        <w:t xml:space="preserve">Negative Marks: 0.25</w:t>
+      </w:r>
+    </w:p>
+    <w:p>
+      <w:r>
+        <w:t xml:space="preserve"/>
+      </w:r>
+    </w:p>
+    <w:p>
+      <w:r>
+        <w:t xml:space="preserve">Question: Which white blood cells are primarily responsible for immunity and antibody production?</w:t>
+      </w:r>
+    </w:p>
+    <w:p>
+      <w:r>
+        <w:t xml:space="preserve">(a) Lymphocytes</w:t>
+      </w:r>
+    </w:p>
+    <w:p>
+      <w:r>
+        <w:t xml:space="preserve">(b) Red blood cells</w:t>
+      </w:r>
+    </w:p>
+    <w:p>
+      <w:r>
+        <w:t xml:space="preserve">(c) Platelets</w:t>
+      </w:r>
+    </w:p>
+    <w:p>
+      <w:r>
+        <w:t xml:space="preserve">(d) Neutrophils only</w:t>
+      </w:r>
+    </w:p>
+    <w:p>
+      <w:r>
+        <w:t xml:space="preserve">Answer: a</w:t>
+      </w:r>
+    </w:p>
+    <w:p>
+      <w:r>
+        <w:t xml:space="preserve">Solution: ✅ Correct Answer: a</w:t>
+      </w:r>
+    </w:p>
+    <w:p>
+      <w:r>
+        <w:t xml:space="preserve">🧠 Clinical Rationale: B LYMPHOCYTES produce antibodies (humoral immunity) and T LYMPHOCYTES mediate cellular immunity.</w:t>
+      </w:r>
+    </w:p>
+    <w:p>
+      <w:r>
+        <w:t xml:space="preserve">❌ Why Not Other Options?</w:t>
+      </w:r>
+    </w:p>
+    <w:p>
+      <w:r>
+        <w:t xml:space="preserve">(b) — RBCs carry oxygen.</w:t>
+      </w:r>
+    </w:p>
+    <w:p>
+      <w:r>
+        <w:t xml:space="preserve">(c) — Platelets clot blood.</w:t>
+      </w:r>
+    </w:p>
+    <w:p>
+      <w:r>
+        <w:t xml:space="preserve">(d) — Neutrophils mainly fight bacteria by phagocytosis.</w:t>
+      </w:r>
+    </w:p>
+    <w:p>
+      <w:r>
+        <w:t xml:space="preserve">⚠️ Exam Trap: "Lymphocytes = immunity (B = antibodies, T = cellular); neutrophils = bacterial phagocytosis; the differential counts are favourite lab questions."</w:t>
+      </w:r>
+    </w:p>
+    <w:p>
+      <w:r>
+        <w:t xml:space="preserve">💎 PNC Pearl: "B cells brew antibodies, T cells command the fight — lymphocytes run the immune army."</w:t>
+      </w:r>
+    </w:p>
+    <w:p>
+      <w:r>
+        <w:t xml:space="preserve">Positive Marks: 1</w:t>
+      </w:r>
+    </w:p>
+    <w:p>
+      <w:r>
+        <w:t xml:space="preserve">Negative Marks: 0.25</w:t>
+      </w:r>
+    </w:p>
+    <w:p>
+      <w:r>
+        <w:t xml:space="preserve"/>
+      </w:r>
+    </w:p>
+    <w:p>
+      <w:r>
+        <w:t xml:space="preserve">Question: A ventilated patient suddenly desaturates and breath sounds are absent on the right side. The nurse suspects</w:t>
+      </w:r>
+    </w:p>
+    <w:p>
+      <w:r>
+        <w:t xml:space="preserve">(a) The endotracheal tube has slipped into the right main bronchus</w:t>
+      </w:r>
+    </w:p>
+    <w:p>
+      <w:r>
+        <w:t xml:space="preserve">(b) The patient is improving</w:t>
+      </w:r>
+    </w:p>
+    <w:p>
+      <w:r>
+        <w:t xml:space="preserve">(c) The oximeter is faulty</w:t>
+      </w:r>
+    </w:p>
+    <w:p>
+      <w:r>
+        <w:t xml:space="preserve">(d) A normal variation</w:t>
+      </w:r>
+    </w:p>
+    <w:p>
+      <w:r>
+        <w:t xml:space="preserve">Answer: a</w:t>
+      </w:r>
+    </w:p>
+    <w:p>
+      <w:r>
+        <w:t xml:space="preserve">Solution: ✅ Correct Answer: a</w:t>
+      </w:r>
+    </w:p>
+    <w:p>
+      <w:r>
+        <w:t xml:space="preserve">🧠 Clinical Rationale: A right main bronchus intubation (or pneumothorax) causes UNILATERAL absent breath sounds with desaturation — the tube position is checked and corrected.</w:t>
+      </w:r>
+    </w:p>
+    <w:p>
+      <w:r>
+        <w:t xml:space="preserve">❌ Why Not Other Options?</w:t>
+      </w:r>
+    </w:p>
+    <w:p>
+      <w:r>
+        <w:t xml:space="preserve">(b) — Desaturation is deterioration, not improvement.</w:t>
+      </w:r>
+    </w:p>
+    <w:p>
+      <w:r>
+        <w:t xml:space="preserve">(c) — Faulty oximetry is possible but breath sounds confirm the real issue.</w:t>
+      </w:r>
+    </w:p>
+    <w:p>
+      <w:r>
+        <w:t xml:space="preserve">(d) — Unilateral silence is never normal on a ventilator.</w:t>
+      </w:r>
+    </w:p>
+    <w:p>
+      <w:r>
+        <w:t xml:space="preserve">⚠️ Exam Trap: "Post-intubation check = bilateral breath sounds + chest X-ray + CO2 detector; right-main-bronchus intubation is the classic cause of unilateral silence."</w:t>
+      </w:r>
+    </w:p>
+    <w:p>
+      <w:r>
+        <w:t xml:space="preserve">💎 PNC Pearl: "One quiet lung on the vent = the tube dove too deep — pull back and listen again."</w:t>
+      </w:r>
+    </w:p>
+    <w:p>
+      <w:r>
+        <w:t xml:space="preserve">Positive Marks: 1</w:t>
+      </w:r>
+    </w:p>
+    <w:p>
+      <w:r>
+        <w:t xml:space="preserve">Negative Marks: 0.25</w:t>
+      </w:r>
+    </w:p>
+    <w:p>
+      <w:r>
+        <w:t xml:space="preserve"/>
+      </w:r>
+    </w:p>
+    <w:p>
+      <w:r>
+        <w:t xml:space="preserve">Question: Weight measured on a continuous scale with a true zero point is an example of</w:t>
+      </w:r>
+    </w:p>
+    <w:p>
+      <w:r>
+        <w:t xml:space="preserve">(a) Ratio data</w:t>
+      </w:r>
+    </w:p>
+    <w:p>
+      <w:r>
+        <w:t xml:space="preserve">(b) Nominal data</w:t>
+      </w:r>
+    </w:p>
+    <w:p>
+      <w:r>
+        <w:t xml:space="preserve">(c) Ordinal data</w:t>
+      </w:r>
+    </w:p>
+    <w:p>
+      <w:r>
+        <w:t xml:space="preserve">(d) Dichotomous data</w:t>
+      </w:r>
+    </w:p>
+    <w:p>
+      <w:r>
+        <w:t xml:space="preserve">Answer: a</w:t>
+      </w:r>
+    </w:p>
+    <w:p>
+      <w:r>
+        <w:t xml:space="preserve">Solution: ✅ Correct Answer: a</w:t>
+      </w:r>
+    </w:p>
+    <w:p>
+      <w:r>
+        <w:t xml:space="preserve">🧠 Clinical Rationale: RATIO data have order, equal intervals, AND a TRUE ZERO — allowing multiplication and division (weight, height, age).</w:t>
+      </w:r>
+    </w:p>
+    <w:p>
+      <w:r>
+        <w:t xml:space="preserve">❌ Why Not Other Options?</w:t>
+      </w:r>
+    </w:p>
+    <w:p>
+      <w:r>
+        <w:t xml:space="preserve">(b) — Nominal data are named categories (gender, blood group).</w:t>
+      </w:r>
+    </w:p>
+    <w:p>
+      <w:r>
+        <w:t xml:space="preserve">(c) — Ordinal data are ranked (pain scale).</w:t>
+      </w:r>
+    </w:p>
+    <w:p>
+      <w:r>
+        <w:t xml:space="preserve">(d) — Dichotomous data have two categories (yes/no).</w:t>
+      </w:r>
+    </w:p>
+    <w:p>
+      <w:r>
+        <w:t xml:space="preserve">⚠️ Exam Trap: "Ratio = true zero (weight); interval = no true zero (temperature); ordinal = ranked; nominal = named" — the zero rule is the exam key.</w:t>
+      </w:r>
+    </w:p>
+    <w:p>
+      <w:r>
+        <w:t xml:space="preserve">💎 PNC Pearl: "A true zero makes it ratio — zero weight means nothing, so you can double it."</w:t>
+      </w:r>
+    </w:p>
+    <w:p>
+      <w:r>
+        <w:t xml:space="preserve">Positive Marks: 1</w:t>
+      </w:r>
+    </w:p>
+    <w:p>
+      <w:r>
+        <w:t xml:space="preserve">Negative Marks: 0.25</w:t>
+      </w:r>
+    </w:p>
+    <w:p>
+      <w:r>
+        <w:t xml:space="preserve"/>
+      </w:r>
+    </w:p>
+    <w:p>
+      <w:r>
+        <w:t xml:space="preserve">Question: When a staff nurse repeatedly makes medication errors, the nurse manager should</w:t>
+      </w:r>
+    </w:p>
+    <w:p>
+      <w:r>
+        <w:t xml:space="preserve">(a) Counsel and retrain the nurse with documentation</w:t>
+      </w:r>
+    </w:p>
+    <w:p>
+      <w:r>
+        <w:t xml:space="preserve">(b) Dismiss the nurse without inquiry</w:t>
+      </w:r>
+    </w:p>
+    <w:p>
+      <w:r>
+        <w:t xml:space="preserve">(c) Ignore the errors</w:t>
+      </w:r>
+    </w:p>
+    <w:p>
+      <w:r>
+        <w:t xml:space="preserve">(d) Punish the nurse publicly</w:t>
+      </w:r>
+    </w:p>
+    <w:p>
+      <w:r>
+        <w:t xml:space="preserve">Answer: a</w:t>
+      </w:r>
+    </w:p>
+    <w:p>
+      <w:r>
+        <w:t xml:space="preserve">Solution: ✅ Correct Answer: a</w:t>
+      </w:r>
+    </w:p>
+    <w:p>
+      <w:r>
+        <w:t xml:space="preserve">🧠 Clinical Rationale: COUNSELING, RETRAINING, and documented follow-up address the ROOT CAUSE and support improvement — a just-culture approach.</w:t>
+      </w:r>
+    </w:p>
+    <w:p>
+      <w:r>
+        <w:t xml:space="preserve">❌ Why Not Other Options?</w:t>
+      </w:r>
+    </w:p>
+    <w:p>
+      <w:r>
+        <w:t xml:space="preserve">(b) — Dismissal without inquiry violates fairness.</w:t>
+      </w:r>
+    </w:p>
+    <w:p>
+      <w:r>
+        <w:t xml:space="preserve">(c) — Ignoring errors risks patient safety.</w:t>
+      </w:r>
+    </w:p>
+    <w:p>
+      <w:r>
+        <w:t xml:space="preserve">(d) — Public punishment is unprofessional.</w:t>
+      </w:r>
+    </w:p>
+    <w:p>
+      <w:r>
+        <w:t xml:space="preserve">⚠️ Exam Trap: "Just culture: system errors are fixed systemically; repeated individual errors → progressive discipline with documentation, never public shaming."</w:t>
+      </w:r>
+    </w:p>
+    <w:p>
+      <w:r>
+        <w:t xml:space="preserve">💎 PNC Pearl: "Fix the system first, retrain the person second — the goal is safety, not shame."</w:t>
+      </w:r>
+    </w:p>
+    <w:p>
+      <w:r>
+        <w:t xml:space="preserve">Positive Marks: 1</w:t>
+      </w:r>
+    </w:p>
+    <w:p>
+      <w:r>
+        <w:t xml:space="preserve">Negative Marks: 0.25</w:t>
+      </w:r>
+    </w:p>
+    <w:p>
+      <w:r>
+        <w:t xml:space="preserve"/>
+      </w:r>
+    </w:p>
+    <w:p>
+      <w:r>
+        <w:t xml:space="preserve">Question: A nursing care conference is conducted primarily to</w:t>
+      </w:r>
+    </w:p>
+    <w:p>
+      <w:r>
+        <w:t xml:space="preserve">(a) Discuss and plan patient care with the team</w:t>
+      </w:r>
+    </w:p>
+    <w:p>
+      <w:r>
+        <w:t xml:space="preserve">(b) Count the narcotics</w:t>
+      </w:r>
+    </w:p>
+    <w:p>
+      <w:r>
+        <w:t xml:space="preserve">(c) Assign only the duty roster</w:t>
+      </w:r>
+    </w:p>
+    <w:p>
+      <w:r>
+        <w:t xml:space="preserve">(d) Serve refreshments</w:t>
+      </w:r>
+    </w:p>
+    <w:p>
+      <w:r>
+        <w:t xml:space="preserve">Answer: a</w:t>
+      </w:r>
+    </w:p>
+    <w:p>
+      <w:r>
+        <w:t xml:space="preserve">Solution: ✅ Correct Answer: a</w:t>
+      </w:r>
+    </w:p>
+    <w:p>
+      <w:r>
+        <w:t xml:space="preserve">🧠 Clinical Rationale: Care conferences bring the INTERDISCIPLINARY team together to share information and plan COORDINATED patient care.</w:t>
+      </w:r>
+    </w:p>
+    <w:p>
+      <w:r>
+        <w:t xml:space="preserve">❌ Why Not Other Options?</w:t>
+      </w:r>
+    </w:p>
+    <w:p>
+      <w:r>
+        <w:t xml:space="preserve">(b) — Narcotic counts are a shift routine.</w:t>
+      </w:r>
+    </w:p>
+    <w:p>
+      <w:r>
+        <w:t xml:space="preserve">(c) — Rosters are separate scheduling.</w:t>
+      </w:r>
+    </w:p>
+    <w:p>
+      <w:r>
+        <w:t xml:space="preserve">(d) — Refreshments are irrelevant.</w:t>
+      </w:r>
+    </w:p>
+    <w:p>
+      <w:r>
+        <w:t xml:space="preserve">⚠️ Exam Trap: "Care conference = interdisciplinary planning (nurses, doctors, PT, social work); care rounds = brief bedside updates; audit = evaluating care quality."</w:t>
+      </w:r>
+    </w:p>
+    <w:p>
+      <w:r>
+        <w:t xml:space="preserve">💎 PNC Pearl: "The care conference tunes all instruments to the same patient — one plan, many voices."</w:t>
+      </w:r>
+    </w:p>
+    <w:p>
+      <w:r>
+        <w:t xml:space="preserve">Positive Marks: 1</w:t>
+      </w:r>
+    </w:p>
+    <w:p>
+      <w:r>
+        <w:t xml:space="preserve">Negative Marks: 0.25</w:t>
       </w:r>
     </w:p>
     <w:sectPr>
       <w:pgSz w:w="12240" w:h="15840"/>
-      <w:pgMar w:top="864" w:right="1008" w:bottom="864" w:left="1008" w:header="720" w:footer="720" w:gutter="0"/>
+      <w:pgMar w:top="1440" w:right="1800" w:bottom="1440" w:left="1800" w:header="720" w:footer="720" w:gutter="0"/>
       <w:cols w:space="720"/>
       <w:docGrid w:linePitch="360"/>
     </w:sectPr>
@@ -2535,10 +2050,6 @@
     <w:name w:val="Normal"/>
     <w:qFormat/>
     <w:rsid w:val="00FC693F"/>
-    <w:rPr>
-      <w:rFonts w:ascii="Calibri" w:hAnsi="Calibri"/>
-      <w:sz w:val="22"/>
-    </w:rPr>
   </w:style>
   <w:style w:type="paragraph" w:styleId="Header">
     <w:name w:val="header"/>
